--- a/03-Communication-and-Teamwork/Meetings/Minutes/Team-Meetings/Meeting Minutes 2025-04-03 (Team).docx
+++ b/03-Communication-and-Teamwork/Meetings/Minutes/Team-Meetings/Meeting Minutes 2025-04-03 (Team).docx
@@ -37,12 +37,12 @@
         <w:tblW w:w="9990" w:type="dxa"/>
         <w:tblInd w:w="108" w:type="dxa"/>
         <w:tblBorders>
-          <w:top w:val="single" w:sz="4" w:space="0" w:color="auto"/>
-          <w:left w:val="single" w:sz="4" w:space="0" w:color="auto"/>
-          <w:bottom w:val="single" w:sz="4" w:space="0" w:color="auto"/>
-          <w:right w:val="single" w:sz="4" w:space="0" w:color="auto"/>
-          <w:insideH w:val="single" w:sz="4" w:space="0" w:color="auto"/>
-          <w:insideV w:val="single" w:sz="4" w:space="0" w:color="auto"/>
+          <w:top w:val="single" w:color="auto" w:sz="4" w:space="0"/>
+          <w:left w:val="single" w:color="auto" w:sz="4" w:space="0"/>
+          <w:bottom w:val="single" w:color="auto" w:sz="4" w:space="0"/>
+          <w:right w:val="single" w:color="auto" w:sz="4" w:space="0"/>
+          <w:insideH w:val="single" w:color="auto" w:sz="4" w:space="0"/>
+          <w:insideV w:val="single" w:color="auto" w:sz="4" w:space="0"/>
         </w:tblBorders>
         <w:tblLook w:val="01E0" w:firstRow="1" w:lastRow="1" w:firstColumn="1" w:lastColumn="1" w:noHBand="0" w:noVBand="0"/>
       </w:tblPr>
@@ -55,7 +55,8 @@
         <w:tc>
           <w:tcPr>
             <w:tcW w:w="2952" w:type="dxa"/>
-            <w:shd w:val="clear" w:color="auto" w:fill="D9D9D9"/>
+            <w:shd w:val="clear" w:color="auto" w:fill="D9D9D9" w:themeFill="background1" w:themeFillShade="D9"/>
+            <w:tcMar/>
             <w:vAlign w:val="center"/>
           </w:tcPr>
           <w:p>
@@ -85,7 +86,8 @@
           <w:tcPr>
             <w:tcW w:w="7038" w:type="dxa"/>
             <w:gridSpan w:val="2"/>
-            <w:shd w:val="clear" w:color="auto" w:fill="D9D9D9"/>
+            <w:shd w:val="clear" w:color="auto" w:fill="D9D9D9" w:themeFill="background1" w:themeFillShade="D9"/>
+            <w:tcMar/>
             <w:vAlign w:val="center"/>
           </w:tcPr>
           <w:p>
@@ -109,7 +111,8 @@
         <w:tc>
           <w:tcPr>
             <w:tcW w:w="2952" w:type="dxa"/>
-            <w:shd w:val="clear" w:color="auto" w:fill="D9D9D9"/>
+            <w:shd w:val="clear" w:color="auto" w:fill="D9D9D9" w:themeFill="background1" w:themeFillShade="D9"/>
+            <w:tcMar/>
             <w:vAlign w:val="center"/>
           </w:tcPr>
           <w:p>
@@ -132,7 +135,8 @@
           <w:tcPr>
             <w:tcW w:w="7038" w:type="dxa"/>
             <w:gridSpan w:val="2"/>
-            <w:shd w:val="clear" w:color="auto" w:fill="D9D9D9"/>
+            <w:shd w:val="clear" w:color="auto" w:fill="D9D9D9" w:themeFill="background1" w:themeFillShade="D9"/>
+            <w:tcMar/>
             <w:vAlign w:val="center"/>
           </w:tcPr>
           <w:p>
@@ -158,7 +162,8 @@
         <w:tc>
           <w:tcPr>
             <w:tcW w:w="2952" w:type="dxa"/>
-            <w:shd w:val="clear" w:color="auto" w:fill="D9D9D9"/>
+            <w:shd w:val="clear" w:color="auto" w:fill="D9D9D9" w:themeFill="background1" w:themeFillShade="D9"/>
+            <w:tcMar/>
             <w:vAlign w:val="center"/>
           </w:tcPr>
           <w:p>
@@ -188,7 +193,8 @@
           <w:tcPr>
             <w:tcW w:w="7038" w:type="dxa"/>
             <w:gridSpan w:val="2"/>
-            <w:shd w:val="clear" w:color="auto" w:fill="D9D9D9"/>
+            <w:shd w:val="clear" w:color="auto" w:fill="D9D9D9" w:themeFill="background1" w:themeFillShade="D9"/>
+            <w:tcMar/>
             <w:vAlign w:val="center"/>
           </w:tcPr>
           <w:p>
@@ -264,6 +270,7 @@
         <w:tc>
           <w:tcPr>
             <w:tcW w:w="2952" w:type="dxa"/>
+            <w:tcMar/>
             <w:vAlign w:val="center"/>
           </w:tcPr>
           <w:p>
@@ -286,6 +293,7 @@
           <w:tcPr>
             <w:tcW w:w="7038" w:type="dxa"/>
             <w:gridSpan w:val="2"/>
+            <w:tcMar/>
             <w:vAlign w:val="center"/>
           </w:tcPr>
           <w:p>
@@ -307,51 +315,131 @@
         <w:tc>
           <w:tcPr>
             <w:tcW w:w="2952" w:type="dxa"/>
-            <w:vAlign w:val="center"/>
-          </w:tcPr>
-          <w:p>
-            <w:pPr>
-              <w:rPr>
-                <w:rFonts w:ascii="Calibri" w:hAnsi="Calibri" w:cs="Calibri"/>
-                <w:b/>
-              </w:rPr>
-            </w:pPr>
-            <w:r>
+            <w:tcMar/>
+            <w:vAlign w:val="center"/>
+          </w:tcPr>
+          <w:p w14:noSpellErr="1">
+            <w:pPr>
+              <w:pStyle w:val="Normal"/>
+              <w:rPr>
+                <w:rFonts w:ascii="Calibri" w:hAnsi="Calibri" w:eastAsia="Calibri" w:cs="Calibri"/>
+                <w:noProof w:val="0"/>
+                <w:sz w:val="24"/>
+                <w:szCs w:val="24"/>
+                <w:lang w:val="en-NZ"/>
+              </w:rPr>
+            </w:pPr>
+            <w:r>
+              <w:rPr>
+                <w:rFonts w:ascii="Calibri" w:hAnsi="Calibri" w:cs="Calibri"/>
+                <w:b w:val="1"/>
+                <w:bCs w:val="1"/>
+              </w:rPr>
+              <w:t>Location:</w:t>
+            </w:r>
+            <w:r>
+              <w:rPr>
+                <w:rFonts w:ascii="Calibri" w:hAnsi="Calibri" w:cs="Calibri"/>
+                <w:b w:val="1"/>
+                <w:bCs w:val="1"/>
+              </w:rPr>
+              <w:t xml:space="preserve"> </w:t>
+            </w:r>
+            <w:r>
+              <w:rPr>
+                <w:rFonts w:ascii="Calibri" w:hAnsi="Calibri" w:eastAsia="Calibri" w:cs="Calibri"/>
+                <w:b w:val="0"/>
+                <w:bCs w:val="0"/>
+                <w:i w:val="0"/>
+                <w:iCs w:val="0"/>
+                <w:caps w:val="0"/>
+                <w:smallCaps w:val="0"/>
+                <w:strike w:val="0"/>
+                <w:dstrike w:val="0"/>
+                <w:noProof w:val="0"/>
+                <w:color w:val="000000" w:themeColor="text1" w:themeTint="FF" w:themeShade="FF"/>
+                <w:sz w:val="24"/>
+                <w:szCs w:val="24"/>
+                <w:u w:val="none"/>
+                <w:lang w:val="en-US"/>
+              </w:rPr>
+              <w:t>Online (Discord)</w:t>
+            </w:r>
+          </w:p>
+        </w:tc>
+        <w:tc>
+          <w:tcPr>
+            <w:tcW w:w="2952" w:type="dxa"/>
+            <w:tcMar/>
+            <w:vAlign w:val="center"/>
+          </w:tcPr>
+          <w:p>
+            <w:pPr>
               <w:rPr>
                 <w:rFonts w:ascii="Calibri" w:hAnsi="Calibri" w:cs="Calibri"/>
                 <w:b/>
                 <w:bCs/>
               </w:rPr>
-              <w:t>Location:</w:t>
-            </w:r>
+            </w:pPr>
             <w:r>
               <w:rPr>
                 <w:rFonts w:ascii="Calibri" w:hAnsi="Calibri" w:cs="Calibri"/>
                 <w:b/>
                 <w:bCs/>
               </w:rPr>
-              <w:t xml:space="preserve"> </w:t>
-            </w:r>
-            <w:r>
-              <w:rPr>
-                <w:rFonts w:ascii="Calibri" w:hAnsi="Calibri" w:cs="Calibri"/>
-              </w:rPr>
-              <w:t>Voice Call</w:t>
-            </w:r>
-          </w:p>
-        </w:tc>
-        <w:tc>
-          <w:tcPr>
-            <w:tcW w:w="2952" w:type="dxa"/>
-            <w:vAlign w:val="center"/>
-          </w:tcPr>
-          <w:p>
-            <w:pPr>
+              <w:t>Date:</w:t>
+            </w:r>
+            <w:r>
               <w:rPr>
                 <w:rFonts w:ascii="Calibri" w:hAnsi="Calibri" w:cs="Calibri"/>
                 <w:b/>
                 <w:bCs/>
               </w:rPr>
+              <w:t xml:space="preserve"> </w:t>
+            </w:r>
+            <w:r>
+              <w:rPr>
+                <w:rFonts w:ascii="Calibri" w:hAnsi="Calibri" w:cs="Calibri"/>
+              </w:rPr>
+              <w:t>0</w:t>
+            </w:r>
+            <w:r>
+              <w:rPr>
+                <w:rFonts w:ascii="Calibri" w:hAnsi="Calibri" w:cs="Calibri"/>
+              </w:rPr>
+              <w:t>3</w:t>
+            </w:r>
+            <w:r>
+              <w:rPr>
+                <w:rFonts w:ascii="Calibri" w:hAnsi="Calibri" w:cs="Calibri"/>
+              </w:rPr>
+              <w:t>/0</w:t>
+            </w:r>
+            <w:r>
+              <w:rPr>
+                <w:rFonts w:ascii="Calibri" w:hAnsi="Calibri" w:cs="Calibri"/>
+              </w:rPr>
+              <w:t>4</w:t>
+            </w:r>
+            <w:r>
+              <w:rPr>
+                <w:rFonts w:ascii="Calibri" w:hAnsi="Calibri" w:cs="Calibri"/>
+              </w:rPr>
+              <w:t>/2025</w:t>
+            </w:r>
+          </w:p>
+        </w:tc>
+        <w:tc>
+          <w:tcPr>
+            <w:tcW w:w="4086" w:type="dxa"/>
+            <w:tcMar/>
+            <w:vAlign w:val="center"/>
+          </w:tcPr>
+          <w:p>
+            <w:pPr>
+              <w:rPr>
+                <w:rFonts w:ascii="Calibri" w:hAnsi="Calibri" w:cs="Calibri"/>
+              </w:rPr>
             </w:pPr>
             <w:r>
               <w:rPr>
@@ -359,65 +447,6 @@
                 <w:b/>
                 <w:bCs/>
               </w:rPr>
-              <w:t>Date:</w:t>
-            </w:r>
-            <w:r>
-              <w:rPr>
-                <w:rFonts w:ascii="Calibri" w:hAnsi="Calibri" w:cs="Calibri"/>
-                <w:b/>
-                <w:bCs/>
-              </w:rPr>
-              <w:t xml:space="preserve"> </w:t>
-            </w:r>
-            <w:r>
-              <w:rPr>
-                <w:rFonts w:ascii="Calibri" w:hAnsi="Calibri" w:cs="Calibri"/>
-              </w:rPr>
-              <w:t>0</w:t>
-            </w:r>
-            <w:r>
-              <w:rPr>
-                <w:rFonts w:ascii="Calibri" w:hAnsi="Calibri" w:cs="Calibri"/>
-              </w:rPr>
-              <w:t>3</w:t>
-            </w:r>
-            <w:r>
-              <w:rPr>
-                <w:rFonts w:ascii="Calibri" w:hAnsi="Calibri" w:cs="Calibri"/>
-              </w:rPr>
-              <w:t>/0</w:t>
-            </w:r>
-            <w:r>
-              <w:rPr>
-                <w:rFonts w:ascii="Calibri" w:hAnsi="Calibri" w:cs="Calibri"/>
-              </w:rPr>
-              <w:t>4</w:t>
-            </w:r>
-            <w:r>
-              <w:rPr>
-                <w:rFonts w:ascii="Calibri" w:hAnsi="Calibri" w:cs="Calibri"/>
-              </w:rPr>
-              <w:t>/2025</w:t>
-            </w:r>
-          </w:p>
-        </w:tc>
-        <w:tc>
-          <w:tcPr>
-            <w:tcW w:w="4086" w:type="dxa"/>
-            <w:vAlign w:val="center"/>
-          </w:tcPr>
-          <w:p>
-            <w:pPr>
-              <w:rPr>
-                <w:rFonts w:ascii="Calibri" w:hAnsi="Calibri" w:cs="Calibri"/>
-              </w:rPr>
-            </w:pPr>
-            <w:r>
-              <w:rPr>
-                <w:rFonts w:ascii="Calibri" w:hAnsi="Calibri" w:cs="Calibri"/>
-                <w:b/>
-                <w:bCs/>
-              </w:rPr>
               <w:t>Time:</w:t>
             </w:r>
             <w:r>
@@ -493,6 +522,7 @@
         <w:tc>
           <w:tcPr>
             <w:tcW w:w="2952" w:type="dxa"/>
+            <w:tcMar/>
             <w:vAlign w:val="center"/>
           </w:tcPr>
           <w:p>
@@ -528,6 +558,7 @@
         <w:tc>
           <w:tcPr>
             <w:tcW w:w="2952" w:type="dxa"/>
+            <w:tcMar/>
             <w:vAlign w:val="center"/>
           </w:tcPr>
           <w:p>
@@ -555,6 +586,7 @@
         <w:tc>
           <w:tcPr>
             <w:tcW w:w="4086" w:type="dxa"/>
+            <w:tcMar/>
             <w:vAlign w:val="center"/>
           </w:tcPr>
           <w:p>
@@ -624,12 +656,12 @@
         <w:tblW w:w="9990" w:type="dxa"/>
         <w:tblInd w:w="108" w:type="dxa"/>
         <w:tblBorders>
-          <w:top w:val="single" w:sz="4" w:space="0" w:color="auto"/>
-          <w:left w:val="single" w:sz="4" w:space="0" w:color="auto"/>
-          <w:bottom w:val="single" w:sz="4" w:space="0" w:color="auto"/>
-          <w:right w:val="single" w:sz="4" w:space="0" w:color="auto"/>
-          <w:insideH w:val="single" w:sz="4" w:space="0" w:color="auto"/>
-          <w:insideV w:val="single" w:sz="4" w:space="0" w:color="auto"/>
+          <w:top w:val="single" w:color="auto" w:sz="4" w:space="0"/>
+          <w:left w:val="single" w:color="auto" w:sz="4" w:space="0"/>
+          <w:bottom w:val="single" w:color="auto" w:sz="4" w:space="0"/>
+          <w:right w:val="single" w:color="auto" w:sz="4" w:space="0"/>
+          <w:insideH w:val="single" w:color="auto" w:sz="4" w:space="0"/>
+          <w:insideV w:val="single" w:color="auto" w:sz="4" w:space="0"/>
         </w:tblBorders>
         <w:tblLook w:val="01E0" w:firstRow="1" w:lastRow="1" w:firstColumn="1" w:lastColumn="1" w:noHBand="0" w:noVBand="0"/>
       </w:tblPr>
@@ -1131,12 +1163,12 @@
         <w:tblW w:w="9990" w:type="dxa"/>
         <w:tblInd w:w="108" w:type="dxa"/>
         <w:tblBorders>
-          <w:top w:val="single" w:sz="4" w:space="0" w:color="auto"/>
-          <w:left w:val="single" w:sz="4" w:space="0" w:color="auto"/>
-          <w:bottom w:val="single" w:sz="4" w:space="0" w:color="auto"/>
-          <w:right w:val="single" w:sz="4" w:space="0" w:color="auto"/>
-          <w:insideH w:val="single" w:sz="4" w:space="0" w:color="auto"/>
-          <w:insideV w:val="single" w:sz="4" w:space="0" w:color="auto"/>
+          <w:top w:val="single" w:color="auto" w:sz="4" w:space="0"/>
+          <w:left w:val="single" w:color="auto" w:sz="4" w:space="0"/>
+          <w:bottom w:val="single" w:color="auto" w:sz="4" w:space="0"/>
+          <w:right w:val="single" w:color="auto" w:sz="4" w:space="0"/>
+          <w:insideH w:val="single" w:color="auto" w:sz="4" w:space="0"/>
+          <w:insideV w:val="single" w:color="auto" w:sz="4" w:space="0"/>
         </w:tblBorders>
         <w:tblLook w:val="01E0" w:firstRow="1" w:lastRow="1" w:firstColumn="1" w:lastColumn="1" w:noHBand="0" w:noVBand="0"/>
       </w:tblPr>
@@ -1288,12 +1320,12 @@
         <w:tblW w:w="9990" w:type="dxa"/>
         <w:tblInd w:w="108" w:type="dxa"/>
         <w:tblBorders>
-          <w:top w:val="single" w:sz="4" w:space="0" w:color="auto"/>
-          <w:left w:val="single" w:sz="4" w:space="0" w:color="auto"/>
-          <w:bottom w:val="single" w:sz="4" w:space="0" w:color="auto"/>
-          <w:right w:val="single" w:sz="4" w:space="0" w:color="auto"/>
-          <w:insideH w:val="single" w:sz="4" w:space="0" w:color="auto"/>
-          <w:insideV w:val="single" w:sz="4" w:space="0" w:color="auto"/>
+          <w:top w:val="single" w:color="auto" w:sz="4" w:space="0"/>
+          <w:left w:val="single" w:color="auto" w:sz="4" w:space="0"/>
+          <w:bottom w:val="single" w:color="auto" w:sz="4" w:space="0"/>
+          <w:right w:val="single" w:color="auto" w:sz="4" w:space="0"/>
+          <w:insideH w:val="single" w:color="auto" w:sz="4" w:space="0"/>
+          <w:insideV w:val="single" w:color="auto" w:sz="4" w:space="0"/>
         </w:tblBorders>
         <w:tblLook w:val="01E0" w:firstRow="1" w:lastRow="1" w:firstColumn="1" w:lastColumn="1" w:noHBand="0" w:noVBand="0"/>
       </w:tblPr>
@@ -1832,12 +1864,12 @@
         <w:tblW w:w="9990" w:type="dxa"/>
         <w:tblInd w:w="108" w:type="dxa"/>
         <w:tblBorders>
-          <w:top w:val="single" w:sz="4" w:space="0" w:color="auto"/>
-          <w:left w:val="single" w:sz="4" w:space="0" w:color="auto"/>
-          <w:bottom w:val="single" w:sz="4" w:space="0" w:color="auto"/>
-          <w:right w:val="single" w:sz="4" w:space="0" w:color="auto"/>
-          <w:insideH w:val="single" w:sz="4" w:space="0" w:color="auto"/>
-          <w:insideV w:val="single" w:sz="4" w:space="0" w:color="auto"/>
+          <w:top w:val="single" w:color="auto" w:sz="4" w:space="0"/>
+          <w:left w:val="single" w:color="auto" w:sz="4" w:space="0"/>
+          <w:bottom w:val="single" w:color="auto" w:sz="4" w:space="0"/>
+          <w:right w:val="single" w:color="auto" w:sz="4" w:space="0"/>
+          <w:insideH w:val="single" w:color="auto" w:sz="4" w:space="0"/>
+          <w:insideV w:val="single" w:color="auto" w:sz="4" w:space="0"/>
         </w:tblBorders>
         <w:tblLook w:val="01E0" w:firstRow="1" w:lastRow="1" w:firstColumn="1" w:lastColumn="1" w:noHBand="0" w:noVBand="0"/>
       </w:tblPr>
@@ -2903,12 +2935,12 @@
         <w:tblW w:w="9990" w:type="dxa"/>
         <w:tblInd w:w="108" w:type="dxa"/>
         <w:tblBorders>
-          <w:top w:val="single" w:sz="4" w:space="0" w:color="auto"/>
-          <w:left w:val="single" w:sz="4" w:space="0" w:color="auto"/>
-          <w:bottom w:val="single" w:sz="4" w:space="0" w:color="auto"/>
-          <w:right w:val="single" w:sz="4" w:space="0" w:color="auto"/>
-          <w:insideH w:val="single" w:sz="4" w:space="0" w:color="auto"/>
-          <w:insideV w:val="single" w:sz="4" w:space="0" w:color="auto"/>
+          <w:top w:val="single" w:color="auto" w:sz="4" w:space="0"/>
+          <w:left w:val="single" w:color="auto" w:sz="4" w:space="0"/>
+          <w:bottom w:val="single" w:color="auto" w:sz="4" w:space="0"/>
+          <w:right w:val="single" w:color="auto" w:sz="4" w:space="0"/>
+          <w:insideH w:val="single" w:color="auto" w:sz="4" w:space="0"/>
+          <w:insideV w:val="single" w:color="auto" w:sz="4" w:space="0"/>
         </w:tblBorders>
         <w:tblLook w:val="01E0" w:firstRow="1" w:lastRow="1" w:firstColumn="1" w:lastColumn="1" w:noHBand="0" w:noVBand="0"/>
       </w:tblPr>
@@ -3404,12 +3436,12 @@
         <w:tblW w:w="9990" w:type="dxa"/>
         <w:tblInd w:w="108" w:type="dxa"/>
         <w:tblBorders>
-          <w:top w:val="single" w:sz="4" w:space="0" w:color="auto"/>
-          <w:left w:val="single" w:sz="4" w:space="0" w:color="auto"/>
-          <w:bottom w:val="single" w:sz="4" w:space="0" w:color="auto"/>
-          <w:right w:val="single" w:sz="4" w:space="0" w:color="auto"/>
-          <w:insideH w:val="single" w:sz="4" w:space="0" w:color="auto"/>
-          <w:insideV w:val="single" w:sz="4" w:space="0" w:color="auto"/>
+          <w:top w:val="single" w:color="auto" w:sz="4" w:space="0"/>
+          <w:left w:val="single" w:color="auto" w:sz="4" w:space="0"/>
+          <w:bottom w:val="single" w:color="auto" w:sz="4" w:space="0"/>
+          <w:right w:val="single" w:color="auto" w:sz="4" w:space="0"/>
+          <w:insideH w:val="single" w:color="auto" w:sz="4" w:space="0"/>
+          <w:insideV w:val="single" w:color="auto" w:sz="4" w:space="0"/>
         </w:tblBorders>
         <w:tblLook w:val="01E0" w:firstRow="1" w:lastRow="1" w:firstColumn="1" w:lastColumn="1" w:noHBand="0" w:noVBand="0"/>
       </w:tblPr>
@@ -4752,12 +4784,12 @@
         <w:tblW w:w="9990" w:type="dxa"/>
         <w:tblInd w:w="108" w:type="dxa"/>
         <w:tblBorders>
-          <w:top w:val="single" w:sz="4" w:space="0" w:color="auto"/>
-          <w:left w:val="single" w:sz="4" w:space="0" w:color="auto"/>
-          <w:bottom w:val="single" w:sz="4" w:space="0" w:color="auto"/>
-          <w:right w:val="single" w:sz="4" w:space="0" w:color="auto"/>
-          <w:insideH w:val="single" w:sz="4" w:space="0" w:color="auto"/>
-          <w:insideV w:val="single" w:sz="4" w:space="0" w:color="auto"/>
+          <w:top w:val="single" w:color="auto" w:sz="4" w:space="0"/>
+          <w:left w:val="single" w:color="auto" w:sz="4" w:space="0"/>
+          <w:bottom w:val="single" w:color="auto" w:sz="4" w:space="0"/>
+          <w:right w:val="single" w:color="auto" w:sz="4" w:space="0"/>
+          <w:insideH w:val="single" w:color="auto" w:sz="4" w:space="0"/>
+          <w:insideV w:val="single" w:color="auto" w:sz="4" w:space="0"/>
         </w:tblBorders>
         <w:tblLook w:val="01E0" w:firstRow="1" w:lastRow="1" w:firstColumn="1" w:lastColumn="1" w:noHBand="0" w:noVBand="0"/>
       </w:tblPr>
@@ -4771,6 +4803,7 @@
           <w:tcPr>
             <w:tcW w:w="4410" w:type="dxa"/>
             <w:gridSpan w:val="2"/>
+            <w:tcMar/>
             <w:vAlign w:val="center"/>
           </w:tcPr>
           <w:p>
@@ -4834,6 +4867,7 @@
         <w:tc>
           <w:tcPr>
             <w:tcW w:w="5580" w:type="dxa"/>
+            <w:tcMar/>
             <w:vAlign w:val="center"/>
           </w:tcPr>
           <w:p>
@@ -4878,6 +4912,7 @@
           <w:tcPr>
             <w:tcW w:w="9990" w:type="dxa"/>
             <w:gridSpan w:val="3"/>
+            <w:tcMar/>
             <w:vAlign w:val="center"/>
           </w:tcPr>
           <w:p>
@@ -4901,6 +4936,7 @@
         <w:tc>
           <w:tcPr>
             <w:tcW w:w="540" w:type="dxa"/>
+            <w:tcMar/>
             <w:vAlign w:val="center"/>
           </w:tcPr>
           <w:p>
@@ -4920,6 +4956,7 @@
           <w:tcPr>
             <w:tcW w:w="9450" w:type="dxa"/>
             <w:gridSpan w:val="2"/>
+            <w:tcMar/>
             <w:vAlign w:val="center"/>
           </w:tcPr>
           <w:p>
@@ -4944,6 +4981,7 @@
         <w:tc>
           <w:tcPr>
             <w:tcW w:w="540" w:type="dxa"/>
+            <w:tcMar/>
             <w:vAlign w:val="center"/>
           </w:tcPr>
           <w:p>
@@ -4963,6 +5001,7 @@
           <w:tcPr>
             <w:tcW w:w="9450" w:type="dxa"/>
             <w:gridSpan w:val="2"/>
+            <w:tcMar/>
             <w:vAlign w:val="center"/>
           </w:tcPr>
           <w:p>
@@ -4977,68 +5016,11 @@
               </w:rPr>
               <w:t>Final PowerPoint Review and Feedback</w:t>
             </w:r>
-          </w:p>
-        </w:tc>
-      </w:tr>
-      <w:tr>
-        <w:tc>
-          <w:tcPr>
-            <w:tcW w:w="9990" w:type="dxa"/>
-            <w:gridSpan w:val="3"/>
-            <w:vAlign w:val="center"/>
-          </w:tcPr>
-          <w:p>
-            <w:pPr>
-              <w:rPr>
-                <w:rFonts w:ascii="Calibri" w:hAnsi="Calibri" w:cs="Calibri"/>
-                <w:i/>
-              </w:rPr>
-            </w:pPr>
-            <w:r>
-              <w:rPr>
-                <w:rFonts w:ascii="Calibri" w:hAnsi="Calibri" w:cs="Calibri"/>
-                <w:i/>
-              </w:rPr>
-              <w:t>Action Items to be discussed in the next meeting:</w:t>
-            </w:r>
-          </w:p>
-        </w:tc>
-      </w:tr>
-      <w:tr>
-        <w:tc>
-          <w:tcPr>
-            <w:tcW w:w="540" w:type="dxa"/>
-            <w:vAlign w:val="center"/>
-          </w:tcPr>
-          <w:p>
-            <w:pPr>
-              <w:numPr>
-                <w:ilvl w:val="0"/>
-                <w:numId w:val="17"/>
-              </w:numPr>
-              <w:ind w:left="245" w:hanging="202"/>
-              <w:rPr>
-                <w:rFonts w:ascii="Calibri" w:hAnsi="Calibri" w:cs="Calibri"/>
-              </w:rPr>
-            </w:pPr>
-          </w:p>
-        </w:tc>
-        <w:tc>
-          <w:tcPr>
-            <w:tcW w:w="9450" w:type="dxa"/>
-            <w:gridSpan w:val="2"/>
-            <w:vAlign w:val="center"/>
-          </w:tcPr>
-          <w:p>
-            <w:pPr>
-              <w:rPr>
-                <w:rFonts w:ascii="Calibri" w:hAnsi="Calibri" w:cs="Calibri"/>
-              </w:rPr>
-            </w:pPr>
           </w:p>
         </w:tc>
       </w:tr>
     </w:tbl>
+    <w:p/>
     <w:p>
       <w:pPr>
         <w:rPr>
@@ -5058,7 +5040,7 @@
     <w:sectPr>
       <w:headerReference w:type="default" r:id="rId8"/>
       <w:footerReference w:type="default" r:id="rId9"/>
-      <w:pgSz w:w="12240" w:h="15840"/>
+      <w:pgSz w:w="12240" w:h="15840" w:orient="portrait"/>
       <w:pgMar w:top="2127" w:right="1170" w:bottom="1440" w:left="1170" w:header="720" w:footer="720" w:gutter="0"/>
       <w:cols w:space="720"/>
       <w:docGrid w:linePitch="360"/>
@@ -5095,7 +5077,7 @@
     <w:pPr>
       <w:pStyle w:val="Footer"/>
       <w:pBdr>
-        <w:top w:val="single" w:sz="4" w:space="1" w:color="auto"/>
+        <w:top w:val="single" w:color="auto" w:sz="4" w:space="1"/>
       </w:pBdr>
       <w:rPr>
         <w:rFonts w:ascii="Arial" w:hAnsi="Arial" w:cs="Arial"/>
@@ -5108,7 +5090,7 @@
     <w:pPr>
       <w:pStyle w:val="Footer"/>
       <w:pBdr>
-        <w:top w:val="single" w:sz="4" w:space="1" w:color="auto"/>
+        <w:top w:val="single" w:color="auto" w:sz="4" w:space="1"/>
       </w:pBdr>
       <w:jc w:val="center"/>
       <w:rPr>
@@ -5271,7 +5253,7 @@
         <w:szCs w:val="32"/>
       </w:rPr>
       <w:pict w14:anchorId="29AEB979">
-        <v:shapetype id="_x0000_t75" coordsize="21600,21600" o:spt="75" o:preferrelative="t" path="m@4@5l@4@11@9@11@9@5xe" filled="f" stroked="f">
+        <v:shapetype id="_x0000_t75" coordsize="21600,21600" filled="f" stroked="f" o:spt="75" o:preferrelative="t" path="m@4@5l@4@11@9@11@9@5xe">
           <v:stroke joinstyle="miter"/>
           <v:formulas>
             <v:f eqn="if lineDrawn pixelLineWidth 0"/>
@@ -5287,11 +5269,11 @@
             <v:f eqn="prod @7 21600 pixelHeight"/>
             <v:f eqn="sum @10 21600 0"/>
           </v:formulas>
-          <v:path o:extrusionok="f" gradientshapeok="t" o:connecttype="rect"/>
+          <v:path gradientshapeok="t" o:connecttype="rect" o:extrusionok="f"/>
           <o:lock v:ext="edit" aspectratio="t"/>
         </v:shapetype>
-        <v:shape id="_x0000_s1025" type="#_x0000_t75" style="position:absolute;left:0;text-align:left;margin-left:-57.65pt;margin-top:-35.55pt;width:610.4pt;height:100.2pt;z-index:251657728">
-          <v:imagedata r:id="rId1" o:title="Untitled-4"/>
+        <v:shape id="_x0000_s1025" style="position:absolute;left:0;text-align:left;margin-left:-57.65pt;margin-top:-35.55pt;width:610.4pt;height:100.2pt;z-index:251657728" type="#_x0000_t75">
+          <v:imagedata o:title="Untitled-4" r:id="rId1"/>
           <w10:wrap type="square"/>
         </v:shape>
       </w:pict>
@@ -5347,7 +5329,7 @@
     <w:pPr>
       <w:pStyle w:val="Header"/>
       <w:pBdr>
-        <w:bottom w:val="single" w:sz="4" w:space="1" w:color="auto"/>
+        <w:bottom w:val="single" w:color="auto" w:sz="4" w:space="1"/>
       </w:pBdr>
     </w:pPr>
   </w:p>
@@ -5654,7 +5636,7 @@
         <w:ind w:left="720" w:hanging="360"/>
       </w:pPr>
       <w:rPr>
-        <w:rFonts w:ascii="Symbol" w:hAnsi="Symbol" w:hint="default"/>
+        <w:rFonts w:hint="default" w:ascii="Symbol" w:hAnsi="Symbol"/>
       </w:rPr>
     </w:lvl>
     <w:lvl w:ilvl="1" w:tplc="0C090003">
@@ -5666,7 +5648,7 @@
         <w:ind w:left="1440" w:hanging="360"/>
       </w:pPr>
       <w:rPr>
-        <w:rFonts w:ascii="Courier New" w:hAnsi="Courier New" w:cs="Courier New" w:hint="default"/>
+        <w:rFonts w:hint="default" w:ascii="Courier New" w:hAnsi="Courier New" w:cs="Courier New"/>
       </w:rPr>
     </w:lvl>
     <w:lvl w:ilvl="2" w:tplc="0C090005" w:tentative="1">
@@ -5678,7 +5660,7 @@
         <w:ind w:left="2160" w:hanging="360"/>
       </w:pPr>
       <w:rPr>
-        <w:rFonts w:ascii="Wingdings" w:hAnsi="Wingdings" w:hint="default"/>
+        <w:rFonts w:hint="default" w:ascii="Wingdings" w:hAnsi="Wingdings"/>
       </w:rPr>
     </w:lvl>
     <w:lvl w:ilvl="3" w:tplc="0C090001" w:tentative="1">
@@ -5690,7 +5672,7 @@
         <w:ind w:left="2880" w:hanging="360"/>
       </w:pPr>
       <w:rPr>
-        <w:rFonts w:ascii="Symbol" w:hAnsi="Symbol" w:hint="default"/>
+        <w:rFonts w:hint="default" w:ascii="Symbol" w:hAnsi="Symbol"/>
       </w:rPr>
     </w:lvl>
     <w:lvl w:ilvl="4" w:tplc="0C090003" w:tentative="1">
@@ -5702,7 +5684,7 @@
         <w:ind w:left="3600" w:hanging="360"/>
       </w:pPr>
       <w:rPr>
-        <w:rFonts w:ascii="Courier New" w:hAnsi="Courier New" w:cs="Courier New" w:hint="default"/>
+        <w:rFonts w:hint="default" w:ascii="Courier New" w:hAnsi="Courier New" w:cs="Courier New"/>
       </w:rPr>
     </w:lvl>
     <w:lvl w:ilvl="5" w:tplc="0C090005" w:tentative="1">
@@ -5714,7 +5696,7 @@
         <w:ind w:left="4320" w:hanging="360"/>
       </w:pPr>
       <w:rPr>
-        <w:rFonts w:ascii="Wingdings" w:hAnsi="Wingdings" w:hint="default"/>
+        <w:rFonts w:hint="default" w:ascii="Wingdings" w:hAnsi="Wingdings"/>
       </w:rPr>
     </w:lvl>
     <w:lvl w:ilvl="6" w:tplc="0C090001" w:tentative="1">
@@ -5726,7 +5708,7 @@
         <w:ind w:left="5040" w:hanging="360"/>
       </w:pPr>
       <w:rPr>
-        <w:rFonts w:ascii="Symbol" w:hAnsi="Symbol" w:hint="default"/>
+        <w:rFonts w:hint="default" w:ascii="Symbol" w:hAnsi="Symbol"/>
       </w:rPr>
     </w:lvl>
     <w:lvl w:ilvl="7" w:tplc="0C090003" w:tentative="1">
@@ -5738,7 +5720,7 @@
         <w:ind w:left="5760" w:hanging="360"/>
       </w:pPr>
       <w:rPr>
-        <w:rFonts w:ascii="Courier New" w:hAnsi="Courier New" w:cs="Courier New" w:hint="default"/>
+        <w:rFonts w:hint="default" w:ascii="Courier New" w:hAnsi="Courier New" w:cs="Courier New"/>
       </w:rPr>
     </w:lvl>
     <w:lvl w:ilvl="8" w:tplc="0C090005" w:tentative="1">
@@ -5750,7 +5732,7 @@
         <w:ind w:left="6480" w:hanging="360"/>
       </w:pPr>
       <w:rPr>
-        <w:rFonts w:ascii="Wingdings" w:hAnsi="Wingdings" w:hint="default"/>
+        <w:rFonts w:hint="default" w:ascii="Wingdings" w:hAnsi="Wingdings"/>
       </w:rPr>
     </w:lvl>
   </w:abstractNum>
@@ -6206,7 +6188,7 @@
         <w:ind w:left="720" w:hanging="360"/>
       </w:pPr>
       <w:rPr>
-        <w:rFonts w:ascii="Symbol" w:hAnsi="Symbol" w:hint="default"/>
+        <w:rFonts w:hint="default" w:ascii="Symbol" w:hAnsi="Symbol"/>
       </w:rPr>
     </w:lvl>
     <w:lvl w:ilvl="1" w:tplc="0C090003" w:tentative="1">
@@ -6218,7 +6200,7 @@
         <w:ind w:left="1440" w:hanging="360"/>
       </w:pPr>
       <w:rPr>
-        <w:rFonts w:ascii="Courier New" w:hAnsi="Courier New" w:cs="Courier New" w:hint="default"/>
+        <w:rFonts w:hint="default" w:ascii="Courier New" w:hAnsi="Courier New" w:cs="Courier New"/>
       </w:rPr>
     </w:lvl>
     <w:lvl w:ilvl="2" w:tplc="0C090005" w:tentative="1">
@@ -6230,7 +6212,7 @@
         <w:ind w:left="2160" w:hanging="360"/>
       </w:pPr>
       <w:rPr>
-        <w:rFonts w:ascii="Wingdings" w:hAnsi="Wingdings" w:hint="default"/>
+        <w:rFonts w:hint="default" w:ascii="Wingdings" w:hAnsi="Wingdings"/>
       </w:rPr>
     </w:lvl>
     <w:lvl w:ilvl="3" w:tplc="0C090001" w:tentative="1">
@@ -6242,7 +6224,7 @@
         <w:ind w:left="2880" w:hanging="360"/>
       </w:pPr>
       <w:rPr>
-        <w:rFonts w:ascii="Symbol" w:hAnsi="Symbol" w:hint="default"/>
+        <w:rFonts w:hint="default" w:ascii="Symbol" w:hAnsi="Symbol"/>
       </w:rPr>
     </w:lvl>
     <w:lvl w:ilvl="4" w:tplc="0C090003" w:tentative="1">
@@ -6254,7 +6236,7 @@
         <w:ind w:left="3600" w:hanging="360"/>
       </w:pPr>
       <w:rPr>
-        <w:rFonts w:ascii="Courier New" w:hAnsi="Courier New" w:cs="Courier New" w:hint="default"/>
+        <w:rFonts w:hint="default" w:ascii="Courier New" w:hAnsi="Courier New" w:cs="Courier New"/>
       </w:rPr>
     </w:lvl>
     <w:lvl w:ilvl="5" w:tplc="0C090005" w:tentative="1">
@@ -6266,7 +6248,7 @@
         <w:ind w:left="4320" w:hanging="360"/>
       </w:pPr>
       <w:rPr>
-        <w:rFonts w:ascii="Wingdings" w:hAnsi="Wingdings" w:hint="default"/>
+        <w:rFonts w:hint="default" w:ascii="Wingdings" w:hAnsi="Wingdings"/>
       </w:rPr>
     </w:lvl>
     <w:lvl w:ilvl="6" w:tplc="0C090001" w:tentative="1">
@@ -6278,7 +6260,7 @@
         <w:ind w:left="5040" w:hanging="360"/>
       </w:pPr>
       <w:rPr>
-        <w:rFonts w:ascii="Symbol" w:hAnsi="Symbol" w:hint="default"/>
+        <w:rFonts w:hint="default" w:ascii="Symbol" w:hAnsi="Symbol"/>
       </w:rPr>
     </w:lvl>
     <w:lvl w:ilvl="7" w:tplc="0C090003" w:tentative="1">
@@ -6290,7 +6272,7 @@
         <w:ind w:left="5760" w:hanging="360"/>
       </w:pPr>
       <w:rPr>
-        <w:rFonts w:ascii="Courier New" w:hAnsi="Courier New" w:cs="Courier New" w:hint="default"/>
+        <w:rFonts w:hint="default" w:ascii="Courier New" w:hAnsi="Courier New" w:cs="Courier New"/>
       </w:rPr>
     </w:lvl>
     <w:lvl w:ilvl="8" w:tplc="0C090005" w:tentative="1">
@@ -6302,7 +6284,7 @@
         <w:ind w:left="6480" w:hanging="360"/>
       </w:pPr>
       <w:rPr>
-        <w:rFonts w:ascii="Wingdings" w:hAnsi="Wingdings" w:hint="default"/>
+        <w:rFonts w:hint="default" w:ascii="Wingdings" w:hAnsi="Wingdings"/>
       </w:rPr>
     </w:lvl>
   </w:abstractNum>
@@ -6782,7 +6764,7 @@
         <w:ind w:left="720" w:hanging="360"/>
       </w:pPr>
       <w:rPr>
-        <w:rFonts w:ascii="Symbol" w:hAnsi="Symbol" w:hint="default"/>
+        <w:rFonts w:hint="default" w:ascii="Symbol" w:hAnsi="Symbol"/>
       </w:rPr>
     </w:lvl>
     <w:lvl w:ilvl="1" w:tplc="0C090003" w:tentative="1">
@@ -6794,7 +6776,7 @@
         <w:ind w:left="1440" w:hanging="360"/>
       </w:pPr>
       <w:rPr>
-        <w:rFonts w:ascii="Courier New" w:hAnsi="Courier New" w:cs="Courier New" w:hint="default"/>
+        <w:rFonts w:hint="default" w:ascii="Courier New" w:hAnsi="Courier New" w:cs="Courier New"/>
       </w:rPr>
     </w:lvl>
     <w:lvl w:ilvl="2" w:tplc="0C090005" w:tentative="1">
@@ -6806,7 +6788,7 @@
         <w:ind w:left="2160" w:hanging="360"/>
       </w:pPr>
       <w:rPr>
-        <w:rFonts w:ascii="Wingdings" w:hAnsi="Wingdings" w:hint="default"/>
+        <w:rFonts w:hint="default" w:ascii="Wingdings" w:hAnsi="Wingdings"/>
       </w:rPr>
     </w:lvl>
     <w:lvl w:ilvl="3" w:tplc="0C090001" w:tentative="1">
@@ -6818,7 +6800,7 @@
         <w:ind w:left="2880" w:hanging="360"/>
       </w:pPr>
       <w:rPr>
-        <w:rFonts w:ascii="Symbol" w:hAnsi="Symbol" w:hint="default"/>
+        <w:rFonts w:hint="default" w:ascii="Symbol" w:hAnsi="Symbol"/>
       </w:rPr>
     </w:lvl>
     <w:lvl w:ilvl="4" w:tplc="0C090003" w:tentative="1">
@@ -6830,7 +6812,7 @@
         <w:ind w:left="3600" w:hanging="360"/>
       </w:pPr>
       <w:rPr>
-        <w:rFonts w:ascii="Courier New" w:hAnsi="Courier New" w:cs="Courier New" w:hint="default"/>
+        <w:rFonts w:hint="default" w:ascii="Courier New" w:hAnsi="Courier New" w:cs="Courier New"/>
       </w:rPr>
     </w:lvl>
     <w:lvl w:ilvl="5" w:tplc="0C090005" w:tentative="1">
@@ -6842,7 +6824,7 @@
         <w:ind w:left="4320" w:hanging="360"/>
       </w:pPr>
       <w:rPr>
-        <w:rFonts w:ascii="Wingdings" w:hAnsi="Wingdings" w:hint="default"/>
+        <w:rFonts w:hint="default" w:ascii="Wingdings" w:hAnsi="Wingdings"/>
       </w:rPr>
     </w:lvl>
     <w:lvl w:ilvl="6" w:tplc="0C090001" w:tentative="1">
@@ -6854,7 +6836,7 @@
         <w:ind w:left="5040" w:hanging="360"/>
       </w:pPr>
       <w:rPr>
-        <w:rFonts w:ascii="Symbol" w:hAnsi="Symbol" w:hint="default"/>
+        <w:rFonts w:hint="default" w:ascii="Symbol" w:hAnsi="Symbol"/>
       </w:rPr>
     </w:lvl>
     <w:lvl w:ilvl="7" w:tplc="0C090003" w:tentative="1">
@@ -6866,7 +6848,7 @@
         <w:ind w:left="5760" w:hanging="360"/>
       </w:pPr>
       <w:rPr>
-        <w:rFonts w:ascii="Courier New" w:hAnsi="Courier New" w:cs="Courier New" w:hint="default"/>
+        <w:rFonts w:hint="default" w:ascii="Courier New" w:hAnsi="Courier New" w:cs="Courier New"/>
       </w:rPr>
     </w:lvl>
     <w:lvl w:ilvl="8" w:tplc="0C090005" w:tentative="1">
@@ -6878,7 +6860,7 @@
         <w:ind w:left="6480" w:hanging="360"/>
       </w:pPr>
       <w:rPr>
-        <w:rFonts w:ascii="Wingdings" w:hAnsi="Wingdings" w:hint="default"/>
+        <w:rFonts w:hint="default" w:ascii="Wingdings" w:hAnsi="Wingdings"/>
       </w:rPr>
     </w:lvl>
   </w:abstractNum>
@@ -7070,7 +7052,7 @@
         <w:ind w:left="720" w:hanging="360"/>
       </w:pPr>
       <w:rPr>
-        <w:rFonts w:ascii="Symbol" w:hAnsi="Symbol" w:hint="default"/>
+        <w:rFonts w:hint="default" w:ascii="Symbol" w:hAnsi="Symbol"/>
       </w:rPr>
     </w:lvl>
     <w:lvl w:ilvl="1" w:tplc="0C090003" w:tentative="1">
@@ -7082,7 +7064,7 @@
         <w:ind w:left="1440" w:hanging="360"/>
       </w:pPr>
       <w:rPr>
-        <w:rFonts w:ascii="Courier New" w:hAnsi="Courier New" w:cs="Courier New" w:hint="default"/>
+        <w:rFonts w:hint="default" w:ascii="Courier New" w:hAnsi="Courier New" w:cs="Courier New"/>
       </w:rPr>
     </w:lvl>
     <w:lvl w:ilvl="2" w:tplc="0C090005" w:tentative="1">
@@ -7094,7 +7076,7 @@
         <w:ind w:left="2160" w:hanging="360"/>
       </w:pPr>
       <w:rPr>
-        <w:rFonts w:ascii="Wingdings" w:hAnsi="Wingdings" w:hint="default"/>
+        <w:rFonts w:hint="default" w:ascii="Wingdings" w:hAnsi="Wingdings"/>
       </w:rPr>
     </w:lvl>
     <w:lvl w:ilvl="3" w:tplc="0C090001" w:tentative="1">
@@ -7106,7 +7088,7 @@
         <w:ind w:left="2880" w:hanging="360"/>
       </w:pPr>
       <w:rPr>
-        <w:rFonts w:ascii="Symbol" w:hAnsi="Symbol" w:hint="default"/>
+        <w:rFonts w:hint="default" w:ascii="Symbol" w:hAnsi="Symbol"/>
       </w:rPr>
     </w:lvl>
     <w:lvl w:ilvl="4" w:tplc="0C090003" w:tentative="1">
@@ -7118,7 +7100,7 @@
         <w:ind w:left="3600" w:hanging="360"/>
       </w:pPr>
       <w:rPr>
-        <w:rFonts w:ascii="Courier New" w:hAnsi="Courier New" w:cs="Courier New" w:hint="default"/>
+        <w:rFonts w:hint="default" w:ascii="Courier New" w:hAnsi="Courier New" w:cs="Courier New"/>
       </w:rPr>
     </w:lvl>
     <w:lvl w:ilvl="5" w:tplc="0C090005" w:tentative="1">
@@ -7130,7 +7112,7 @@
         <w:ind w:left="4320" w:hanging="360"/>
       </w:pPr>
       <w:rPr>
-        <w:rFonts w:ascii="Wingdings" w:hAnsi="Wingdings" w:hint="default"/>
+        <w:rFonts w:hint="default" w:ascii="Wingdings" w:hAnsi="Wingdings"/>
       </w:rPr>
     </w:lvl>
     <w:lvl w:ilvl="6" w:tplc="0C090001" w:tentative="1">
@@ -7142,7 +7124,7 @@
         <w:ind w:left="5040" w:hanging="360"/>
       </w:pPr>
       <w:rPr>
-        <w:rFonts w:ascii="Symbol" w:hAnsi="Symbol" w:hint="default"/>
+        <w:rFonts w:hint="default" w:ascii="Symbol" w:hAnsi="Symbol"/>
       </w:rPr>
     </w:lvl>
     <w:lvl w:ilvl="7" w:tplc="0C090003" w:tentative="1">
@@ -7154,7 +7136,7 @@
         <w:ind w:left="5760" w:hanging="360"/>
       </w:pPr>
       <w:rPr>
-        <w:rFonts w:ascii="Courier New" w:hAnsi="Courier New" w:cs="Courier New" w:hint="default"/>
+        <w:rFonts w:hint="default" w:ascii="Courier New" w:hAnsi="Courier New" w:cs="Courier New"/>
       </w:rPr>
     </w:lvl>
     <w:lvl w:ilvl="8" w:tplc="0C090005" w:tentative="1">
@@ -7166,7 +7148,7 @@
         <w:ind w:left="6480" w:hanging="360"/>
       </w:pPr>
       <w:rPr>
-        <w:rFonts w:ascii="Wingdings" w:hAnsi="Wingdings" w:hint="default"/>
+        <w:rFonts w:hint="default" w:ascii="Wingdings" w:hAnsi="Wingdings"/>
       </w:rPr>
     </w:lvl>
   </w:abstractNum>
@@ -7272,7 +7254,7 @@
         <w:ind w:left="360" w:hanging="360"/>
       </w:pPr>
       <w:rPr>
-        <w:rFonts w:ascii="Wingdings" w:hAnsi="Wingdings" w:hint="default"/>
+        <w:rFonts w:hint="default" w:ascii="Wingdings" w:hAnsi="Wingdings"/>
         <w:color w:val="C00000"/>
       </w:rPr>
     </w:lvl>
@@ -7285,7 +7267,7 @@
         <w:ind w:left="1080" w:hanging="360"/>
       </w:pPr>
       <w:rPr>
-        <w:rFonts w:ascii="Courier New" w:hAnsi="Courier New" w:cs="Courier New" w:hint="default"/>
+        <w:rFonts w:hint="default" w:ascii="Courier New" w:hAnsi="Courier New" w:cs="Courier New"/>
       </w:rPr>
     </w:lvl>
     <w:lvl w:ilvl="2" w:tplc="04090005" w:tentative="1">
@@ -7297,7 +7279,7 @@
         <w:ind w:left="1800" w:hanging="360"/>
       </w:pPr>
       <w:rPr>
-        <w:rFonts w:ascii="Wingdings" w:hAnsi="Wingdings" w:hint="default"/>
+        <w:rFonts w:hint="default" w:ascii="Wingdings" w:hAnsi="Wingdings"/>
       </w:rPr>
     </w:lvl>
     <w:lvl w:ilvl="3" w:tplc="04090001" w:tentative="1">
@@ -7309,7 +7291,7 @@
         <w:ind w:left="2520" w:hanging="360"/>
       </w:pPr>
       <w:rPr>
-        <w:rFonts w:ascii="Symbol" w:hAnsi="Symbol" w:hint="default"/>
+        <w:rFonts w:hint="default" w:ascii="Symbol" w:hAnsi="Symbol"/>
       </w:rPr>
     </w:lvl>
     <w:lvl w:ilvl="4" w:tplc="04090003" w:tentative="1">
@@ -7321,7 +7303,7 @@
         <w:ind w:left="3240" w:hanging="360"/>
       </w:pPr>
       <w:rPr>
-        <w:rFonts w:ascii="Courier New" w:hAnsi="Courier New" w:cs="Courier New" w:hint="default"/>
+        <w:rFonts w:hint="default" w:ascii="Courier New" w:hAnsi="Courier New" w:cs="Courier New"/>
       </w:rPr>
     </w:lvl>
     <w:lvl w:ilvl="5" w:tplc="04090005" w:tentative="1">
@@ -7333,7 +7315,7 @@
         <w:ind w:left="3960" w:hanging="360"/>
       </w:pPr>
       <w:rPr>
-        <w:rFonts w:ascii="Wingdings" w:hAnsi="Wingdings" w:hint="default"/>
+        <w:rFonts w:hint="default" w:ascii="Wingdings" w:hAnsi="Wingdings"/>
       </w:rPr>
     </w:lvl>
     <w:lvl w:ilvl="6" w:tplc="04090001" w:tentative="1">
@@ -7345,7 +7327,7 @@
         <w:ind w:left="4680" w:hanging="360"/>
       </w:pPr>
       <w:rPr>
-        <w:rFonts w:ascii="Symbol" w:hAnsi="Symbol" w:hint="default"/>
+        <w:rFonts w:hint="default" w:ascii="Symbol" w:hAnsi="Symbol"/>
       </w:rPr>
     </w:lvl>
     <w:lvl w:ilvl="7" w:tplc="04090003" w:tentative="1">
@@ -7357,7 +7339,7 @@
         <w:ind w:left="5400" w:hanging="360"/>
       </w:pPr>
       <w:rPr>
-        <w:rFonts w:ascii="Courier New" w:hAnsi="Courier New" w:cs="Courier New" w:hint="default"/>
+        <w:rFonts w:hint="default" w:ascii="Courier New" w:hAnsi="Courier New" w:cs="Courier New"/>
       </w:rPr>
     </w:lvl>
     <w:lvl w:ilvl="8" w:tplc="04090005" w:tentative="1">
@@ -7369,7 +7351,7 @@
         <w:ind w:left="6120" w:hanging="360"/>
       </w:pPr>
       <w:rPr>
-        <w:rFonts w:ascii="Wingdings" w:hAnsi="Wingdings" w:hint="default"/>
+        <w:rFonts w:hint="default" w:ascii="Wingdings" w:hAnsi="Wingdings"/>
       </w:rPr>
     </w:lvl>
   </w:abstractNum>
@@ -7386,7 +7368,7 @@
         <w:ind w:left="780" w:hanging="360"/>
       </w:pPr>
       <w:rPr>
-        <w:rFonts w:ascii="Symbol" w:hAnsi="Symbol" w:hint="default"/>
+        <w:rFonts w:hint="default" w:ascii="Symbol" w:hAnsi="Symbol"/>
       </w:rPr>
     </w:lvl>
     <w:lvl w:ilvl="1" w:tplc="0C090003" w:tentative="1">
@@ -7398,7 +7380,7 @@
         <w:ind w:left="1500" w:hanging="360"/>
       </w:pPr>
       <w:rPr>
-        <w:rFonts w:ascii="Courier New" w:hAnsi="Courier New" w:cs="Courier New" w:hint="default"/>
+        <w:rFonts w:hint="default" w:ascii="Courier New" w:hAnsi="Courier New" w:cs="Courier New"/>
       </w:rPr>
     </w:lvl>
     <w:lvl w:ilvl="2" w:tplc="0C090005" w:tentative="1">
@@ -7410,7 +7392,7 @@
         <w:ind w:left="2220" w:hanging="360"/>
       </w:pPr>
       <w:rPr>
-        <w:rFonts w:ascii="Wingdings" w:hAnsi="Wingdings" w:hint="default"/>
+        <w:rFonts w:hint="default" w:ascii="Wingdings" w:hAnsi="Wingdings"/>
       </w:rPr>
     </w:lvl>
     <w:lvl w:ilvl="3" w:tplc="0C090001" w:tentative="1">
@@ -7422,7 +7404,7 @@
         <w:ind w:left="2940" w:hanging="360"/>
       </w:pPr>
       <w:rPr>
-        <w:rFonts w:ascii="Symbol" w:hAnsi="Symbol" w:hint="default"/>
+        <w:rFonts w:hint="default" w:ascii="Symbol" w:hAnsi="Symbol"/>
       </w:rPr>
     </w:lvl>
     <w:lvl w:ilvl="4" w:tplc="0C090003" w:tentative="1">
@@ -7434,7 +7416,7 @@
         <w:ind w:left="3660" w:hanging="360"/>
       </w:pPr>
       <w:rPr>
-        <w:rFonts w:ascii="Courier New" w:hAnsi="Courier New" w:cs="Courier New" w:hint="default"/>
+        <w:rFonts w:hint="default" w:ascii="Courier New" w:hAnsi="Courier New" w:cs="Courier New"/>
       </w:rPr>
     </w:lvl>
     <w:lvl w:ilvl="5" w:tplc="0C090005" w:tentative="1">
@@ -7446,7 +7428,7 @@
         <w:ind w:left="4380" w:hanging="360"/>
       </w:pPr>
       <w:rPr>
-        <w:rFonts w:ascii="Wingdings" w:hAnsi="Wingdings" w:hint="default"/>
+        <w:rFonts w:hint="default" w:ascii="Wingdings" w:hAnsi="Wingdings"/>
       </w:rPr>
     </w:lvl>
     <w:lvl w:ilvl="6" w:tplc="0C090001" w:tentative="1">
@@ -7458,7 +7440,7 @@
         <w:ind w:left="5100" w:hanging="360"/>
       </w:pPr>
       <w:rPr>
-        <w:rFonts w:ascii="Symbol" w:hAnsi="Symbol" w:hint="default"/>
+        <w:rFonts w:hint="default" w:ascii="Symbol" w:hAnsi="Symbol"/>
       </w:rPr>
     </w:lvl>
     <w:lvl w:ilvl="7" w:tplc="0C090003" w:tentative="1">
@@ -7470,7 +7452,7 @@
         <w:ind w:left="5820" w:hanging="360"/>
       </w:pPr>
       <w:rPr>
-        <w:rFonts w:ascii="Courier New" w:hAnsi="Courier New" w:cs="Courier New" w:hint="default"/>
+        <w:rFonts w:hint="default" w:ascii="Courier New" w:hAnsi="Courier New" w:cs="Courier New"/>
       </w:rPr>
     </w:lvl>
     <w:lvl w:ilvl="8" w:tplc="0C090005" w:tentative="1">
@@ -7482,7 +7464,7 @@
         <w:ind w:left="6540" w:hanging="360"/>
       </w:pPr>
       <w:rPr>
-        <w:rFonts w:ascii="Wingdings" w:hAnsi="Wingdings" w:hint="default"/>
+        <w:rFonts w:hint="default" w:ascii="Wingdings" w:hAnsi="Wingdings"/>
       </w:rPr>
     </w:lvl>
   </w:abstractNum>
@@ -7922,7 +7904,7 @@
   <w:docDefaults>
     <w:rPrDefault>
       <w:rPr>
-        <w:rFonts w:ascii="Times New Roman" w:eastAsia="Times New Roman" w:hAnsi="Times New Roman" w:cs="Times New Roman"/>
+        <w:rFonts w:ascii="Times New Roman" w:hAnsi="Times New Roman" w:eastAsia="Times New Roman" w:cs="Times New Roman"/>
         <w:lang w:val="en-NZ" w:eastAsia="ja-JP" w:bidi="ar-SA"/>
       </w:rPr>
     </w:rPrDefault>
@@ -7988,7 +7970,7 @@
     <w:lsdException w:name="Table Web 2" w:semiHidden="1" w:unhideWhenUsed="1"/>
     <w:lsdException w:name="Table Web 3" w:semiHidden="1" w:unhideWhenUsed="1"/>
     <w:lsdException w:name="Table Theme" w:semiHidden="1" w:unhideWhenUsed="1"/>
-    <w:lsdException w:name="Placeholder Text" w:semiHidden="1" w:uiPriority="99"/>
+    <w:lsdException w:name="Placeholder Text" w:uiPriority="99" w:semiHidden="1"/>
     <w:lsdException w:name="No Spacing" w:uiPriority="1" w:qFormat="1"/>
     <w:lsdException w:name="Light Shading" w:uiPriority="60"/>
     <w:lsdException w:name="Light List" w:uiPriority="61"/>
@@ -8010,7 +7992,7 @@
     <w:lsdException w:name="Medium Shading 1 Accent 1" w:uiPriority="63"/>
     <w:lsdException w:name="Medium Shading 2 Accent 1" w:uiPriority="64"/>
     <w:lsdException w:name="Medium List 1 Accent 1" w:uiPriority="65"/>
-    <w:lsdException w:name="Revision" w:semiHidden="1" w:uiPriority="99"/>
+    <w:lsdException w:name="Revision" w:uiPriority="99" w:semiHidden="1"/>
     <w:lsdException w:name="List Paragraph" w:uiPriority="34" w:qFormat="1"/>
     <w:lsdException w:name="Quote" w:uiPriority="29" w:qFormat="1"/>
     <w:lsdException w:name="Intense Quote" w:uiPriority="30" w:qFormat="1"/>
@@ -8097,8 +8079,8 @@
     <w:lsdException w:name="Subtle Reference" w:uiPriority="31" w:qFormat="1"/>
     <w:lsdException w:name="Intense Reference" w:uiPriority="32" w:qFormat="1"/>
     <w:lsdException w:name="Book Title" w:uiPriority="33" w:qFormat="1"/>
-    <w:lsdException w:name="Bibliography" w:semiHidden="1" w:uiPriority="37" w:unhideWhenUsed="1"/>
-    <w:lsdException w:name="TOC Heading" w:semiHidden="1" w:uiPriority="39" w:unhideWhenUsed="1" w:qFormat="1"/>
+    <w:lsdException w:name="Bibliography" w:uiPriority="37" w:semiHidden="1" w:unhideWhenUsed="1"/>
+    <w:lsdException w:name="TOC Heading" w:uiPriority="39" w:semiHidden="1" w:unhideWhenUsed="1" w:qFormat="1"/>
     <w:lsdException w:name="Plain Table 1" w:uiPriority="41"/>
     <w:lsdException w:name="Plain Table 2" w:uiPriority="42"/>
     <w:lsdException w:name="Plain Table 3" w:uiPriority="43"/>
@@ -8203,13 +8185,13 @@
     <w:lsdException w:name="List Table 5 Dark Accent 6" w:uiPriority="50"/>
     <w:lsdException w:name="List Table 6 Colorful Accent 6" w:uiPriority="51"/>
     <w:lsdException w:name="List Table 7 Colorful Accent 6" w:uiPriority="52"/>
-    <w:lsdException w:name="Mention" w:semiHidden="1" w:uiPriority="99" w:unhideWhenUsed="1"/>
-    <w:lsdException w:name="Smart Hyperlink" w:semiHidden="1" w:uiPriority="99" w:unhideWhenUsed="1"/>
-    <w:lsdException w:name="Hashtag" w:semiHidden="1" w:uiPriority="99" w:unhideWhenUsed="1"/>
-    <w:lsdException w:name="Unresolved Mention" w:semiHidden="1" w:uiPriority="99" w:unhideWhenUsed="1"/>
-    <w:lsdException w:name="Smart Link" w:semiHidden="1" w:uiPriority="99" w:unhideWhenUsed="1"/>
+    <w:lsdException w:name="Mention" w:uiPriority="99" w:semiHidden="1" w:unhideWhenUsed="1"/>
+    <w:lsdException w:name="Smart Hyperlink" w:uiPriority="99" w:semiHidden="1" w:unhideWhenUsed="1"/>
+    <w:lsdException w:name="Hashtag" w:uiPriority="99" w:semiHidden="1" w:unhideWhenUsed="1"/>
+    <w:lsdException w:name="Unresolved Mention" w:uiPriority="99" w:semiHidden="1" w:unhideWhenUsed="1"/>
+    <w:lsdException w:name="Smart Link" w:uiPriority="99" w:semiHidden="1" w:unhideWhenUsed="1"/>
   </w:latentStyles>
-  <w:style w:type="paragraph" w:default="1" w:styleId="Normal">
+  <w:style w:type="paragraph" w:styleId="Normal" w:default="1">
     <w:name w:val="Normal"/>
     <w:qFormat/>
     <w:rsid w:val="001F64DF"/>
@@ -8219,13 +8201,13 @@
       <w:lang w:eastAsia="en-US"/>
     </w:rPr>
   </w:style>
-  <w:style w:type="character" w:default="1" w:styleId="DefaultParagraphFont">
+  <w:style w:type="character" w:styleId="DefaultParagraphFont" w:default="1">
     <w:name w:val="Default Paragraph Font"/>
     <w:uiPriority w:val="1"/>
     <w:semiHidden/>
     <w:unhideWhenUsed/>
   </w:style>
-  <w:style w:type="table" w:default="1" w:styleId="TableNormal">
+  <w:style w:type="table" w:styleId="TableNormal" w:default="1">
     <w:name w:val="Normal Table"/>
     <w:uiPriority w:val="99"/>
     <w:semiHidden/>
@@ -8240,7 +8222,7 @@
       </w:tblCellMar>
     </w:tblPr>
   </w:style>
-  <w:style w:type="numbering" w:default="1" w:styleId="NoList">
+  <w:style w:type="numbering" w:styleId="NoList" w:default="1">
     <w:name w:val="No List"/>
     <w:uiPriority w:val="99"/>
     <w:semiHidden/>
@@ -8279,12 +8261,12 @@
     <w:rsid w:val="00076A72"/>
     <w:tblPr>
       <w:tblBorders>
-        <w:top w:val="single" w:sz="4" w:space="0" w:color="auto"/>
-        <w:left w:val="single" w:sz="4" w:space="0" w:color="auto"/>
-        <w:bottom w:val="single" w:sz="4" w:space="0" w:color="auto"/>
-        <w:right w:val="single" w:sz="4" w:space="0" w:color="auto"/>
-        <w:insideH w:val="single" w:sz="4" w:space="0" w:color="auto"/>
-        <w:insideV w:val="single" w:sz="4" w:space="0" w:color="auto"/>
+        <w:top w:val="single" w:color="auto" w:sz="4" w:space="0"/>
+        <w:left w:val="single" w:color="auto" w:sz="4" w:space="0"/>
+        <w:bottom w:val="single" w:color="auto" w:sz="4" w:space="0"/>
+        <w:right w:val="single" w:color="auto" w:sz="4" w:space="0"/>
+        <w:insideH w:val="single" w:color="auto" w:sz="4" w:space="0"/>
+        <w:insideV w:val="single" w:color="auto" w:sz="4" w:space="0"/>
       </w:tblBorders>
     </w:tblPr>
   </w:style>
@@ -8299,7 +8281,7 @@
       <w:szCs w:val="16"/>
     </w:rPr>
   </w:style>
-  <w:style w:type="character" w:customStyle="1" w:styleId="BalloonTextChar">
+  <w:style w:type="character" w:styleId="BalloonTextChar" w:customStyle="1">
     <w:name w:val="Balloon Text Char"/>
     <w:link w:val="BalloonText"/>
     <w:rsid w:val="00771F13"/>
@@ -8330,12 +8312,12 @@
       <w:szCs w:val="32"/>
     </w:rPr>
   </w:style>
-  <w:style w:type="character" w:customStyle="1" w:styleId="TitleChar">
+  <w:style w:type="character" w:styleId="TitleChar" w:customStyle="1">
     <w:name w:val="Title Char"/>
     <w:link w:val="Title"/>
     <w:rsid w:val="001508A7"/>
     <w:rPr>
-      <w:rFonts w:ascii="Calibri Light" w:eastAsia="Times New Roman" w:hAnsi="Calibri Light" w:cs="Times New Roman"/>
+      <w:rFonts w:ascii="Calibri Light" w:hAnsi="Calibri Light" w:eastAsia="Times New Roman" w:cs="Times New Roman"/>
       <w:b/>
       <w:bCs/>
       <w:kern w:val="28"/>
@@ -8348,7 +8330,7 @@
 </file>
 
 <file path=word/theme/theme1.xml><?xml version="1.0" encoding="utf-8"?>
-<a:theme xmlns:a="http://schemas.openxmlformats.org/drawingml/2006/main" name="Office Theme">
+<a:theme xmlns:a="http://schemas.openxmlformats.org/drawingml/2006/main" xmlns:thm15="http://schemas.microsoft.com/office/thememl/2012/main" name="Office Theme">
   <a:themeElements>
     <a:clrScheme name="Office">
       <a:dk1>

--- a/03-Communication-and-Teamwork/Meetings/Minutes/Team-Meetings/Meeting Minutes 2025-04-03 (Team).docx
+++ b/03-Communication-and-Teamwork/Meetings/Minutes/Team-Meetings/Meeting Minutes 2025-04-03 (Team).docx
@@ -2,13 +2,6 @@
 <file path=word/document.xml><?xml version="1.0" encoding="utf-8"?>
 <w:document xmlns:wpc="http://schemas.microsoft.com/office/word/2010/wordprocessingCanvas" xmlns:cx="http://schemas.microsoft.com/office/drawing/2014/chartex" xmlns:cx1="http://schemas.microsoft.com/office/drawing/2015/9/8/chartex" xmlns:cx2="http://schemas.microsoft.com/office/drawing/2015/10/21/chartex" xmlns:cx3="http://schemas.microsoft.com/office/drawing/2016/5/9/chartex" xmlns:cx4="http://schemas.microsoft.com/office/drawing/2016/5/10/chartex" xmlns:cx5="http://schemas.microsoft.com/office/drawing/2016/5/11/chartex" xmlns:cx6="http://schemas.microsoft.com/office/drawing/2016/5/12/chartex" xmlns:cx7="http://schemas.microsoft.com/office/drawing/2016/5/13/chartex" xmlns:cx8="http://schemas.microsoft.com/office/drawing/2016/5/14/chartex" xmlns:mc="http://schemas.openxmlformats.org/markup-compatibility/2006" xmlns:aink="http://schemas.microsoft.com/office/drawing/2016/ink" xmlns:am3d="http://schemas.microsoft.com/office/drawing/2017/model3d" xmlns:o="urn:schemas-microsoft-com:office:office" xmlns:oel="http://schemas.microsoft.com/office/2019/extlst" xmlns:r="http://schemas.openxmlformats.org/officeDocument/2006/relationships" xmlns:m="http://schemas.openxmlformats.org/officeDocument/2006/math" xmlns:v="urn:schemas-microsoft-com:vml" xmlns:wp14="http://schemas.microsoft.com/office/word/2010/wordprocessingDrawing" xmlns:wp="http://schemas.openxmlformats.org/drawingml/2006/wordprocessingDrawing" xmlns:w10="urn:schemas-microsoft-com:office:word" xmlns:w="http://schemas.openxmlformats.org/wordprocessingml/2006/main" xmlns:w14="http://schemas.microsoft.com/office/word/2010/wordml" xmlns:w15="http://schemas.microsoft.com/office/word/2012/wordml" xmlns:w16cex="http://schemas.microsoft.com/office/word/2018/wordml/cex" xmlns:w16cid="http://schemas.microsoft.com/office/word/2016/wordml/cid" xmlns:w16="http://schemas.microsoft.com/office/word/2018/wordml" xmlns:w16du="http://schemas.microsoft.com/office/word/2023/wordml/word16du" xmlns:w16sdtdh="http://schemas.microsoft.com/office/word/2020/wordml/sdtdatahash" xmlns:w16sdtfl="http://schemas.microsoft.com/office/word/2024/wordml/sdtformatlock" xmlns:w16se="http://schemas.microsoft.com/office/word/2015/wordml/symex" xmlns:wpg="http://schemas.microsoft.com/office/word/2010/wordprocessingGroup" xmlns:wpi="http://schemas.microsoft.com/office/word/2010/wordprocessingInk" xmlns:wne="http://schemas.microsoft.com/office/word/2006/wordml" xmlns:wps="http://schemas.microsoft.com/office/word/2010/wordprocessingShape" mc:Ignorable="w14 w15 w16se w16cid w16 w16cex w16sdtdh w16sdtfl w16du wp14">
   <w:body>
-    <w:p>
-      <w:pPr>
-        <w:rPr>
-          <w:rFonts w:ascii="Calibri" w:hAnsi="Calibri" w:cs="Calibri"/>
-        </w:rPr>
-      </w:pPr>
-    </w:p>
     <w:p>
       <w:pPr>
         <w:jc w:val="center"/>
@@ -37,12 +30,12 @@
         <w:tblW w:w="9990" w:type="dxa"/>
         <w:tblInd w:w="108" w:type="dxa"/>
         <w:tblBorders>
-          <w:top w:val="single" w:color="auto" w:sz="4" w:space="0"/>
-          <w:left w:val="single" w:color="auto" w:sz="4" w:space="0"/>
-          <w:bottom w:val="single" w:color="auto" w:sz="4" w:space="0"/>
-          <w:right w:val="single" w:color="auto" w:sz="4" w:space="0"/>
-          <w:insideH w:val="single" w:color="auto" w:sz="4" w:space="0"/>
-          <w:insideV w:val="single" w:color="auto" w:sz="4" w:space="0"/>
+          <w:top w:val="single" w:sz="4" w:space="0" w:color="auto"/>
+          <w:left w:val="single" w:sz="4" w:space="0" w:color="auto"/>
+          <w:bottom w:val="single" w:sz="4" w:space="0" w:color="auto"/>
+          <w:right w:val="single" w:sz="4" w:space="0" w:color="auto"/>
+          <w:insideH w:val="single" w:sz="4" w:space="0" w:color="auto"/>
+          <w:insideV w:val="single" w:sz="4" w:space="0" w:color="auto"/>
         </w:tblBorders>
         <w:tblLook w:val="01E0" w:firstRow="1" w:lastRow="1" w:firstColumn="1" w:lastColumn="1" w:noHBand="0" w:noVBand="0"/>
       </w:tblPr>
@@ -56,7 +49,6 @@
           <w:tcPr>
             <w:tcW w:w="2952" w:type="dxa"/>
             <w:shd w:val="clear" w:color="auto" w:fill="D9D9D9" w:themeFill="background1" w:themeFillShade="D9"/>
-            <w:tcMar/>
             <w:vAlign w:val="center"/>
           </w:tcPr>
           <w:p>
@@ -87,7 +79,6 @@
             <w:tcW w:w="7038" w:type="dxa"/>
             <w:gridSpan w:val="2"/>
             <w:shd w:val="clear" w:color="auto" w:fill="D9D9D9" w:themeFill="background1" w:themeFillShade="D9"/>
-            <w:tcMar/>
             <w:vAlign w:val="center"/>
           </w:tcPr>
           <w:p>
@@ -112,7 +103,6 @@
           <w:tcPr>
             <w:tcW w:w="2952" w:type="dxa"/>
             <w:shd w:val="clear" w:color="auto" w:fill="D9D9D9" w:themeFill="background1" w:themeFillShade="D9"/>
-            <w:tcMar/>
             <w:vAlign w:val="center"/>
           </w:tcPr>
           <w:p>
@@ -136,7 +126,6 @@
             <w:tcW w:w="7038" w:type="dxa"/>
             <w:gridSpan w:val="2"/>
             <w:shd w:val="clear" w:color="auto" w:fill="D9D9D9" w:themeFill="background1" w:themeFillShade="D9"/>
-            <w:tcMar/>
             <w:vAlign w:val="center"/>
           </w:tcPr>
           <w:p>
@@ -163,7 +152,6 @@
           <w:tcPr>
             <w:tcW w:w="2952" w:type="dxa"/>
             <w:shd w:val="clear" w:color="auto" w:fill="D9D9D9" w:themeFill="background1" w:themeFillShade="D9"/>
-            <w:tcMar/>
             <w:vAlign w:val="center"/>
           </w:tcPr>
           <w:p>
@@ -194,7 +182,6 @@
             <w:tcW w:w="7038" w:type="dxa"/>
             <w:gridSpan w:val="2"/>
             <w:shd w:val="clear" w:color="auto" w:fill="D9D9D9" w:themeFill="background1" w:themeFillShade="D9"/>
-            <w:tcMar/>
             <w:vAlign w:val="center"/>
           </w:tcPr>
           <w:p>
@@ -229,14 +216,13 @@
               </w:rPr>
               <w:t xml:space="preserve">eeting </w:t>
             </w:r>
-            <w:proofErr w:type="gramStart"/>
             <w:r>
               <w:rPr>
                 <w:rFonts w:ascii="Calibri" w:hAnsi="Calibri" w:cs="Calibri"/>
                 <w:b/>
                 <w:bCs/>
               </w:rPr>
-              <w:t>d</w:t>
+              <w:t>(</w:t>
             </w:r>
             <w:r>
               <w:rPr>
@@ -244,16 +230,15 @@
                 <w:b/>
                 <w:bCs/>
               </w:rPr>
-              <w:t>ebrief</w:t>
-            </w:r>
-            <w:proofErr w:type="gramEnd"/>
+              <w:t>d</w:t>
+            </w:r>
             <w:r>
               <w:rPr>
                 <w:rFonts w:ascii="Calibri" w:hAnsi="Calibri" w:cs="Calibri"/>
                 <w:b/>
                 <w:bCs/>
               </w:rPr>
-              <w:t>,</w:t>
+              <w:t>ebrief</w:t>
             </w:r>
             <w:r>
               <w:rPr>
@@ -261,6 +246,22 @@
                 <w:b/>
                 <w:bCs/>
               </w:rPr>
+              <w:t>)</w:t>
+            </w:r>
+            <w:r>
+              <w:rPr>
+                <w:rFonts w:ascii="Calibri" w:hAnsi="Calibri" w:cs="Calibri"/>
+                <w:b/>
+                <w:bCs/>
+              </w:rPr>
+              <w:t>,</w:t>
+            </w:r>
+            <w:r>
+              <w:rPr>
+                <w:rFonts w:ascii="Calibri" w:hAnsi="Calibri" w:cs="Calibri"/>
+                <w:b/>
+                <w:bCs/>
+              </w:rPr>
               <w:t xml:space="preserve"> and meeting with Ramon</w:t>
             </w:r>
           </w:p>
@@ -270,7 +271,6 @@
         <w:tc>
           <w:tcPr>
             <w:tcW w:w="2952" w:type="dxa"/>
-            <w:tcMar/>
             <w:vAlign w:val="center"/>
           </w:tcPr>
           <w:p>
@@ -293,7 +293,6 @@
           <w:tcPr>
             <w:tcW w:w="7038" w:type="dxa"/>
             <w:gridSpan w:val="2"/>
-            <w:tcMar/>
             <w:vAlign w:val="center"/>
           </w:tcPr>
           <w:p>
@@ -315,131 +314,52 @@
         <w:tc>
           <w:tcPr>
             <w:tcW w:w="2952" w:type="dxa"/>
-            <w:tcMar/>
-            <w:vAlign w:val="center"/>
-          </w:tcPr>
-          <w:p w14:noSpellErr="1">
-            <w:pPr>
-              <w:pStyle w:val="Normal"/>
-              <w:rPr>
-                <w:rFonts w:ascii="Calibri" w:hAnsi="Calibri" w:eastAsia="Calibri" w:cs="Calibri"/>
-                <w:noProof w:val="0"/>
-                <w:sz w:val="24"/>
-                <w:szCs w:val="24"/>
-                <w:lang w:val="en-NZ"/>
-              </w:rPr>
-            </w:pPr>
-            <w:r>
-              <w:rPr>
-                <w:rFonts w:ascii="Calibri" w:hAnsi="Calibri" w:cs="Calibri"/>
-                <w:b w:val="1"/>
-                <w:bCs w:val="1"/>
-              </w:rPr>
-              <w:t>Location:</w:t>
-            </w:r>
-            <w:r>
-              <w:rPr>
-                <w:rFonts w:ascii="Calibri" w:hAnsi="Calibri" w:cs="Calibri"/>
-                <w:b w:val="1"/>
-                <w:bCs w:val="1"/>
-              </w:rPr>
-              <w:t xml:space="preserve"> </w:t>
-            </w:r>
-            <w:r>
-              <w:rPr>
-                <w:rFonts w:ascii="Calibri" w:hAnsi="Calibri" w:eastAsia="Calibri" w:cs="Calibri"/>
-                <w:b w:val="0"/>
-                <w:bCs w:val="0"/>
-                <w:i w:val="0"/>
-                <w:iCs w:val="0"/>
-                <w:caps w:val="0"/>
-                <w:smallCaps w:val="0"/>
-                <w:strike w:val="0"/>
-                <w:dstrike w:val="0"/>
-                <w:noProof w:val="0"/>
-                <w:color w:val="000000" w:themeColor="text1" w:themeTint="FF" w:themeShade="FF"/>
-                <w:sz w:val="24"/>
-                <w:szCs w:val="24"/>
-                <w:u w:val="none"/>
-                <w:lang w:val="en-US"/>
-              </w:rPr>
-              <w:t>Online (Discord)</w:t>
-            </w:r>
-          </w:p>
-        </w:tc>
-        <w:tc>
-          <w:tcPr>
-            <w:tcW w:w="2952" w:type="dxa"/>
-            <w:tcMar/>
-            <w:vAlign w:val="center"/>
-          </w:tcPr>
-          <w:p>
-            <w:pPr>
+            <w:vAlign w:val="center"/>
+          </w:tcPr>
+          <w:p>
+            <w:pPr>
+              <w:rPr>
+                <w:rFonts w:ascii="Calibri" w:eastAsia="Calibri" w:hAnsi="Calibri" w:cs="Calibri"/>
+              </w:rPr>
+            </w:pPr>
+            <w:r>
               <w:rPr>
                 <w:rFonts w:ascii="Calibri" w:hAnsi="Calibri" w:cs="Calibri"/>
                 <w:b/>
                 <w:bCs/>
               </w:rPr>
-            </w:pPr>
+              <w:t>Location:</w:t>
+            </w:r>
             <w:r>
               <w:rPr>
                 <w:rFonts w:ascii="Calibri" w:hAnsi="Calibri" w:cs="Calibri"/>
                 <w:b/>
                 <w:bCs/>
               </w:rPr>
-              <w:t>Date:</w:t>
-            </w:r>
-            <w:r>
+              <w:t xml:space="preserve"> </w:t>
+            </w:r>
+            <w:r>
+              <w:rPr>
+                <w:rFonts w:ascii="Calibri" w:eastAsia="Calibri" w:hAnsi="Calibri" w:cs="Calibri"/>
+                <w:color w:val="000000" w:themeColor="text1"/>
+                <w:lang w:val="en-US"/>
+              </w:rPr>
+              <w:t>Online</w:t>
+            </w:r>
+          </w:p>
+        </w:tc>
+        <w:tc>
+          <w:tcPr>
+            <w:tcW w:w="2952" w:type="dxa"/>
+            <w:vAlign w:val="center"/>
+          </w:tcPr>
+          <w:p>
+            <w:pPr>
               <w:rPr>
                 <w:rFonts w:ascii="Calibri" w:hAnsi="Calibri" w:cs="Calibri"/>
                 <w:b/>
                 <w:bCs/>
               </w:rPr>
-              <w:t xml:space="preserve"> </w:t>
-            </w:r>
-            <w:r>
-              <w:rPr>
-                <w:rFonts w:ascii="Calibri" w:hAnsi="Calibri" w:cs="Calibri"/>
-              </w:rPr>
-              <w:t>0</w:t>
-            </w:r>
-            <w:r>
-              <w:rPr>
-                <w:rFonts w:ascii="Calibri" w:hAnsi="Calibri" w:cs="Calibri"/>
-              </w:rPr>
-              <w:t>3</w:t>
-            </w:r>
-            <w:r>
-              <w:rPr>
-                <w:rFonts w:ascii="Calibri" w:hAnsi="Calibri" w:cs="Calibri"/>
-              </w:rPr>
-              <w:t>/0</w:t>
-            </w:r>
-            <w:r>
-              <w:rPr>
-                <w:rFonts w:ascii="Calibri" w:hAnsi="Calibri" w:cs="Calibri"/>
-              </w:rPr>
-              <w:t>4</w:t>
-            </w:r>
-            <w:r>
-              <w:rPr>
-                <w:rFonts w:ascii="Calibri" w:hAnsi="Calibri" w:cs="Calibri"/>
-              </w:rPr>
-              <w:t>/2025</w:t>
-            </w:r>
-          </w:p>
-        </w:tc>
-        <w:tc>
-          <w:tcPr>
-            <w:tcW w:w="4086" w:type="dxa"/>
-            <w:tcMar/>
-            <w:vAlign w:val="center"/>
-          </w:tcPr>
-          <w:p>
-            <w:pPr>
-              <w:rPr>
-                <w:rFonts w:ascii="Calibri" w:hAnsi="Calibri" w:cs="Calibri"/>
-              </w:rPr>
             </w:pPr>
             <w:r>
               <w:rPr>
@@ -447,6 +367,65 @@
                 <w:b/>
                 <w:bCs/>
               </w:rPr>
+              <w:t>Date:</w:t>
+            </w:r>
+            <w:r>
+              <w:rPr>
+                <w:rFonts w:ascii="Calibri" w:hAnsi="Calibri" w:cs="Calibri"/>
+                <w:b/>
+                <w:bCs/>
+              </w:rPr>
+              <w:t xml:space="preserve"> </w:t>
+            </w:r>
+            <w:r>
+              <w:rPr>
+                <w:rFonts w:ascii="Calibri" w:hAnsi="Calibri" w:cs="Calibri"/>
+              </w:rPr>
+              <w:t>0</w:t>
+            </w:r>
+            <w:r>
+              <w:rPr>
+                <w:rFonts w:ascii="Calibri" w:hAnsi="Calibri" w:cs="Calibri"/>
+              </w:rPr>
+              <w:t>3</w:t>
+            </w:r>
+            <w:r>
+              <w:rPr>
+                <w:rFonts w:ascii="Calibri" w:hAnsi="Calibri" w:cs="Calibri"/>
+              </w:rPr>
+              <w:t>/0</w:t>
+            </w:r>
+            <w:r>
+              <w:rPr>
+                <w:rFonts w:ascii="Calibri" w:hAnsi="Calibri" w:cs="Calibri"/>
+              </w:rPr>
+              <w:t>4</w:t>
+            </w:r>
+            <w:r>
+              <w:rPr>
+                <w:rFonts w:ascii="Calibri" w:hAnsi="Calibri" w:cs="Calibri"/>
+              </w:rPr>
+              <w:t>/2025</w:t>
+            </w:r>
+          </w:p>
+        </w:tc>
+        <w:tc>
+          <w:tcPr>
+            <w:tcW w:w="4086" w:type="dxa"/>
+            <w:vAlign w:val="center"/>
+          </w:tcPr>
+          <w:p>
+            <w:pPr>
+              <w:rPr>
+                <w:rFonts w:ascii="Calibri" w:hAnsi="Calibri" w:cs="Calibri"/>
+              </w:rPr>
+            </w:pPr>
+            <w:r>
+              <w:rPr>
+                <w:rFonts w:ascii="Calibri" w:hAnsi="Calibri" w:cs="Calibri"/>
+                <w:b/>
+                <w:bCs/>
+              </w:rPr>
               <w:t>Time:</w:t>
             </w:r>
             <w:r>
@@ -522,7 +501,6 @@
         <w:tc>
           <w:tcPr>
             <w:tcW w:w="2952" w:type="dxa"/>
-            <w:tcMar/>
             <w:vAlign w:val="center"/>
           </w:tcPr>
           <w:p>
@@ -558,7 +536,6 @@
         <w:tc>
           <w:tcPr>
             <w:tcW w:w="2952" w:type="dxa"/>
-            <w:tcMar/>
             <w:vAlign w:val="center"/>
           </w:tcPr>
           <w:p>
@@ -579,14 +556,20 @@
                 <w:rFonts w:ascii="Calibri" w:hAnsi="Calibri" w:cs="Calibri"/>
                 <w:bCs/>
               </w:rPr>
-              <w:t>1.0</w:t>
+              <w:t>1.</w:t>
+            </w:r>
+            <w:r>
+              <w:rPr>
+                <w:rFonts w:ascii="Calibri" w:hAnsi="Calibri" w:cs="Calibri"/>
+                <w:bCs/>
+              </w:rPr>
+              <w:t>1</w:t>
             </w:r>
           </w:p>
         </w:tc>
         <w:tc>
           <w:tcPr>
             <w:tcW w:w="4086" w:type="dxa"/>
-            <w:tcMar/>
             <w:vAlign w:val="center"/>
           </w:tcPr>
           <w:p>
@@ -656,12 +639,12 @@
         <w:tblW w:w="9990" w:type="dxa"/>
         <w:tblInd w:w="108" w:type="dxa"/>
         <w:tblBorders>
-          <w:top w:val="single" w:color="auto" w:sz="4" w:space="0"/>
-          <w:left w:val="single" w:color="auto" w:sz="4" w:space="0"/>
-          <w:bottom w:val="single" w:color="auto" w:sz="4" w:space="0"/>
-          <w:right w:val="single" w:color="auto" w:sz="4" w:space="0"/>
-          <w:insideH w:val="single" w:color="auto" w:sz="4" w:space="0"/>
-          <w:insideV w:val="single" w:color="auto" w:sz="4" w:space="0"/>
+          <w:top w:val="single" w:sz="4" w:space="0" w:color="auto"/>
+          <w:left w:val="single" w:sz="4" w:space="0" w:color="auto"/>
+          <w:bottom w:val="single" w:sz="4" w:space="0" w:color="auto"/>
+          <w:right w:val="single" w:sz="4" w:space="0" w:color="auto"/>
+          <w:insideH w:val="single" w:sz="4" w:space="0" w:color="auto"/>
+          <w:insideV w:val="single" w:sz="4" w:space="0" w:color="auto"/>
         </w:tblBorders>
         <w:tblLook w:val="01E0" w:firstRow="1" w:lastRow="1" w:firstColumn="1" w:lastColumn="1" w:noHBand="0" w:noVBand="0"/>
       </w:tblPr>
@@ -1163,12 +1146,12 @@
         <w:tblW w:w="9990" w:type="dxa"/>
         <w:tblInd w:w="108" w:type="dxa"/>
         <w:tblBorders>
-          <w:top w:val="single" w:color="auto" w:sz="4" w:space="0"/>
-          <w:left w:val="single" w:color="auto" w:sz="4" w:space="0"/>
-          <w:bottom w:val="single" w:color="auto" w:sz="4" w:space="0"/>
-          <w:right w:val="single" w:color="auto" w:sz="4" w:space="0"/>
-          <w:insideH w:val="single" w:color="auto" w:sz="4" w:space="0"/>
-          <w:insideV w:val="single" w:color="auto" w:sz="4" w:space="0"/>
+          <w:top w:val="single" w:sz="4" w:space="0" w:color="auto"/>
+          <w:left w:val="single" w:sz="4" w:space="0" w:color="auto"/>
+          <w:bottom w:val="single" w:sz="4" w:space="0" w:color="auto"/>
+          <w:right w:val="single" w:sz="4" w:space="0" w:color="auto"/>
+          <w:insideH w:val="single" w:sz="4" w:space="0" w:color="auto"/>
+          <w:insideV w:val="single" w:sz="4" w:space="0" w:color="auto"/>
         </w:tblBorders>
         <w:tblLook w:val="01E0" w:firstRow="1" w:lastRow="1" w:firstColumn="1" w:lastColumn="1" w:noHBand="0" w:noVBand="0"/>
       </w:tblPr>
@@ -1320,12 +1303,12 @@
         <w:tblW w:w="9990" w:type="dxa"/>
         <w:tblInd w:w="108" w:type="dxa"/>
         <w:tblBorders>
-          <w:top w:val="single" w:color="auto" w:sz="4" w:space="0"/>
-          <w:left w:val="single" w:color="auto" w:sz="4" w:space="0"/>
-          <w:bottom w:val="single" w:color="auto" w:sz="4" w:space="0"/>
-          <w:right w:val="single" w:color="auto" w:sz="4" w:space="0"/>
-          <w:insideH w:val="single" w:color="auto" w:sz="4" w:space="0"/>
-          <w:insideV w:val="single" w:color="auto" w:sz="4" w:space="0"/>
+          <w:top w:val="single" w:sz="4" w:space="0" w:color="auto"/>
+          <w:left w:val="single" w:sz="4" w:space="0" w:color="auto"/>
+          <w:bottom w:val="single" w:sz="4" w:space="0" w:color="auto"/>
+          <w:right w:val="single" w:sz="4" w:space="0" w:color="auto"/>
+          <w:insideH w:val="single" w:sz="4" w:space="0" w:color="auto"/>
+          <w:insideV w:val="single" w:sz="4" w:space="0" w:color="auto"/>
         </w:tblBorders>
         <w:tblLook w:val="01E0" w:firstRow="1" w:lastRow="1" w:firstColumn="1" w:lastColumn="1" w:noHBand="0" w:noVBand="0"/>
       </w:tblPr>
@@ -1864,12 +1847,12 @@
         <w:tblW w:w="9990" w:type="dxa"/>
         <w:tblInd w:w="108" w:type="dxa"/>
         <w:tblBorders>
-          <w:top w:val="single" w:color="auto" w:sz="4" w:space="0"/>
-          <w:left w:val="single" w:color="auto" w:sz="4" w:space="0"/>
-          <w:bottom w:val="single" w:color="auto" w:sz="4" w:space="0"/>
-          <w:right w:val="single" w:color="auto" w:sz="4" w:space="0"/>
-          <w:insideH w:val="single" w:color="auto" w:sz="4" w:space="0"/>
-          <w:insideV w:val="single" w:color="auto" w:sz="4" w:space="0"/>
+          <w:top w:val="single" w:sz="4" w:space="0" w:color="auto"/>
+          <w:left w:val="single" w:sz="4" w:space="0" w:color="auto"/>
+          <w:bottom w:val="single" w:sz="4" w:space="0" w:color="auto"/>
+          <w:right w:val="single" w:sz="4" w:space="0" w:color="auto"/>
+          <w:insideH w:val="single" w:sz="4" w:space="0" w:color="auto"/>
+          <w:insideV w:val="single" w:sz="4" w:space="0" w:color="auto"/>
         </w:tblBorders>
         <w:tblLook w:val="01E0" w:firstRow="1" w:lastRow="1" w:firstColumn="1" w:lastColumn="1" w:noHBand="0" w:noVBand="0"/>
       </w:tblPr>
@@ -2496,14 +2479,12 @@
                 <w:rFonts w:ascii="Calibri" w:hAnsi="Calibri" w:cs="Calibri"/>
               </w:rPr>
             </w:pPr>
-            <w:proofErr w:type="spellStart"/>
             <w:r>
               <w:rPr>
                 <w:rFonts w:ascii="Calibri" w:hAnsi="Calibri" w:cs="Calibri"/>
               </w:rPr>
               <w:t>Zaf</w:t>
             </w:r>
-            <w:proofErr w:type="spellEnd"/>
           </w:p>
         </w:tc>
         <w:tc>
@@ -2935,12 +2916,12 @@
         <w:tblW w:w="9990" w:type="dxa"/>
         <w:tblInd w:w="108" w:type="dxa"/>
         <w:tblBorders>
-          <w:top w:val="single" w:color="auto" w:sz="4" w:space="0"/>
-          <w:left w:val="single" w:color="auto" w:sz="4" w:space="0"/>
-          <w:bottom w:val="single" w:color="auto" w:sz="4" w:space="0"/>
-          <w:right w:val="single" w:color="auto" w:sz="4" w:space="0"/>
-          <w:insideH w:val="single" w:color="auto" w:sz="4" w:space="0"/>
-          <w:insideV w:val="single" w:color="auto" w:sz="4" w:space="0"/>
+          <w:top w:val="single" w:sz="4" w:space="0" w:color="auto"/>
+          <w:left w:val="single" w:sz="4" w:space="0" w:color="auto"/>
+          <w:bottom w:val="single" w:sz="4" w:space="0" w:color="auto"/>
+          <w:right w:val="single" w:sz="4" w:space="0" w:color="auto"/>
+          <w:insideH w:val="single" w:sz="4" w:space="0" w:color="auto"/>
+          <w:insideV w:val="single" w:sz="4" w:space="0" w:color="auto"/>
         </w:tblBorders>
         <w:tblLook w:val="01E0" w:firstRow="1" w:lastRow="1" w:firstColumn="1" w:lastColumn="1" w:noHBand="0" w:noVBand="0"/>
       </w:tblPr>
@@ -3402,14 +3383,6 @@
     </w:tbl>
     <w:p>
       <w:pPr>
-        <w:rPr>
-          <w:rFonts w:ascii="Calibri" w:hAnsi="Calibri" w:cs="Calibri"/>
-          <w:b/>
-        </w:rPr>
-      </w:pPr>
-    </w:p>
-    <w:p>
-      <w:pPr>
         <w:jc w:val="center"/>
         <w:rPr>
           <w:rFonts w:ascii="Calibri" w:hAnsi="Calibri" w:cs="Calibri"/>
@@ -3421,6 +3394,7 @@
           <w:rFonts w:ascii="Calibri" w:hAnsi="Calibri" w:cs="Calibri"/>
           <w:b/>
         </w:rPr>
+        <w:lastRenderedPageBreak/>
         <w:t>Summary of Action Items</w:t>
       </w:r>
     </w:p>
@@ -3436,12 +3410,12 @@
         <w:tblW w:w="9990" w:type="dxa"/>
         <w:tblInd w:w="108" w:type="dxa"/>
         <w:tblBorders>
-          <w:top w:val="single" w:color="auto" w:sz="4" w:space="0"/>
-          <w:left w:val="single" w:color="auto" w:sz="4" w:space="0"/>
-          <w:bottom w:val="single" w:color="auto" w:sz="4" w:space="0"/>
-          <w:right w:val="single" w:color="auto" w:sz="4" w:space="0"/>
-          <w:insideH w:val="single" w:color="auto" w:sz="4" w:space="0"/>
-          <w:insideV w:val="single" w:color="auto" w:sz="4" w:space="0"/>
+          <w:top w:val="single" w:sz="4" w:space="0" w:color="auto"/>
+          <w:left w:val="single" w:sz="4" w:space="0" w:color="auto"/>
+          <w:bottom w:val="single" w:sz="4" w:space="0" w:color="auto"/>
+          <w:right w:val="single" w:sz="4" w:space="0" w:color="auto"/>
+          <w:insideH w:val="single" w:sz="4" w:space="0" w:color="auto"/>
+          <w:insideV w:val="single" w:sz="4" w:space="0" w:color="auto"/>
         </w:tblBorders>
         <w:tblLook w:val="01E0" w:firstRow="1" w:lastRow="1" w:firstColumn="1" w:lastColumn="1" w:noHBand="0" w:noVBand="0"/>
       </w:tblPr>
@@ -3942,19 +3916,11 @@
                 <w:rFonts w:ascii="Calibri" w:hAnsi="Calibri" w:cs="Calibri"/>
               </w:rPr>
             </w:pPr>
-            <w:proofErr w:type="spellStart"/>
-            <w:r>
-              <w:rPr>
-                <w:rFonts w:ascii="Calibri" w:hAnsi="Calibri" w:cs="Calibri"/>
-              </w:rPr>
-              <w:t>Zaf</w:t>
-            </w:r>
-            <w:proofErr w:type="spellEnd"/>
-            <w:r>
-              <w:rPr>
-                <w:rFonts w:ascii="Calibri" w:hAnsi="Calibri" w:cs="Calibri"/>
-              </w:rPr>
-              <w:t>, Charmi</w:t>
+            <w:r>
+              <w:rPr>
+                <w:rFonts w:ascii="Calibri" w:hAnsi="Calibri" w:cs="Calibri"/>
+              </w:rPr>
+              <w:t>Zaf, Charmi</w:t>
             </w:r>
           </w:p>
         </w:tc>
@@ -4108,16 +4074,8 @@
               <w:rPr>
                 <w:rFonts w:ascii="Calibri" w:hAnsi="Calibri" w:cs="Calibri"/>
               </w:rPr>
-              <w:t xml:space="preserve">Nathan, Win, </w:t>
-            </w:r>
-            <w:proofErr w:type="spellStart"/>
-            <w:r>
-              <w:rPr>
-                <w:rFonts w:ascii="Calibri" w:hAnsi="Calibri" w:cs="Calibri"/>
-              </w:rPr>
-              <w:t>Zaf</w:t>
-            </w:r>
-            <w:proofErr w:type="spellEnd"/>
+              <w:t>Nathan, Win, Zaf</w:t>
+            </w:r>
           </w:p>
         </w:tc>
         <w:tc>
@@ -4468,19 +4426,11 @@
                 <w:rFonts w:ascii="Calibri" w:hAnsi="Calibri" w:cs="Calibri"/>
               </w:rPr>
             </w:pPr>
-            <w:proofErr w:type="spellStart"/>
-            <w:r>
-              <w:rPr>
-                <w:rFonts w:ascii="Calibri" w:hAnsi="Calibri" w:cs="Calibri"/>
-              </w:rPr>
-              <w:t>Zaf</w:t>
-            </w:r>
-            <w:proofErr w:type="spellEnd"/>
-            <w:r>
-              <w:rPr>
-                <w:rFonts w:ascii="Calibri" w:hAnsi="Calibri" w:cs="Calibri"/>
-              </w:rPr>
-              <w:t>, Thomas</w:t>
+            <w:r>
+              <w:rPr>
+                <w:rFonts w:ascii="Calibri" w:hAnsi="Calibri" w:cs="Calibri"/>
+              </w:rPr>
+              <w:t>Zaf, Thomas</w:t>
             </w:r>
           </w:p>
         </w:tc>
@@ -4784,12 +4734,12 @@
         <w:tblW w:w="9990" w:type="dxa"/>
         <w:tblInd w:w="108" w:type="dxa"/>
         <w:tblBorders>
-          <w:top w:val="single" w:color="auto" w:sz="4" w:space="0"/>
-          <w:left w:val="single" w:color="auto" w:sz="4" w:space="0"/>
-          <w:bottom w:val="single" w:color="auto" w:sz="4" w:space="0"/>
-          <w:right w:val="single" w:color="auto" w:sz="4" w:space="0"/>
-          <w:insideH w:val="single" w:color="auto" w:sz="4" w:space="0"/>
-          <w:insideV w:val="single" w:color="auto" w:sz="4" w:space="0"/>
+          <w:top w:val="single" w:sz="4" w:space="0" w:color="auto"/>
+          <w:left w:val="single" w:sz="4" w:space="0" w:color="auto"/>
+          <w:bottom w:val="single" w:sz="4" w:space="0" w:color="auto"/>
+          <w:right w:val="single" w:sz="4" w:space="0" w:color="auto"/>
+          <w:insideH w:val="single" w:sz="4" w:space="0" w:color="auto"/>
+          <w:insideV w:val="single" w:sz="4" w:space="0" w:color="auto"/>
         </w:tblBorders>
         <w:tblLook w:val="01E0" w:firstRow="1" w:lastRow="1" w:firstColumn="1" w:lastColumn="1" w:noHBand="0" w:noVBand="0"/>
       </w:tblPr>
@@ -4803,7 +4753,6 @@
           <w:tcPr>
             <w:tcW w:w="4410" w:type="dxa"/>
             <w:gridSpan w:val="2"/>
-            <w:tcMar/>
             <w:vAlign w:val="center"/>
           </w:tcPr>
           <w:p>
@@ -4867,7 +4816,6 @@
         <w:tc>
           <w:tcPr>
             <w:tcW w:w="5580" w:type="dxa"/>
-            <w:tcMar/>
             <w:vAlign w:val="center"/>
           </w:tcPr>
           <w:p>
@@ -4912,7 +4860,6 @@
           <w:tcPr>
             <w:tcW w:w="9990" w:type="dxa"/>
             <w:gridSpan w:val="3"/>
-            <w:tcMar/>
             <w:vAlign w:val="center"/>
           </w:tcPr>
           <w:p>
@@ -4936,7 +4883,6 @@
         <w:tc>
           <w:tcPr>
             <w:tcW w:w="540" w:type="dxa"/>
-            <w:tcMar/>
             <w:vAlign w:val="center"/>
           </w:tcPr>
           <w:p>
@@ -4956,7 +4902,6 @@
           <w:tcPr>
             <w:tcW w:w="9450" w:type="dxa"/>
             <w:gridSpan w:val="2"/>
-            <w:tcMar/>
             <w:vAlign w:val="center"/>
           </w:tcPr>
           <w:p>
@@ -4981,7 +4926,6 @@
         <w:tc>
           <w:tcPr>
             <w:tcW w:w="540" w:type="dxa"/>
-            <w:tcMar/>
             <w:vAlign w:val="center"/>
           </w:tcPr>
           <w:p>
@@ -5001,7 +4945,6 @@
           <w:tcPr>
             <w:tcW w:w="9450" w:type="dxa"/>
             <w:gridSpan w:val="2"/>
-            <w:tcMar/>
             <w:vAlign w:val="center"/>
           </w:tcPr>
           <w:p>
@@ -5040,7 +4983,7 @@
     <w:sectPr>
       <w:headerReference w:type="default" r:id="rId8"/>
       <w:footerReference w:type="default" r:id="rId9"/>
-      <w:pgSz w:w="12240" w:h="15840" w:orient="portrait"/>
+      <w:pgSz w:w="12240" w:h="15840"/>
       <w:pgMar w:top="2127" w:right="1170" w:bottom="1440" w:left="1170" w:header="720" w:footer="720" w:gutter="0"/>
       <w:cols w:space="720"/>
       <w:docGrid w:linePitch="360"/>
@@ -5077,7 +5020,7 @@
     <w:pPr>
       <w:pStyle w:val="Footer"/>
       <w:pBdr>
-        <w:top w:val="single" w:color="auto" w:sz="4" w:space="1"/>
+        <w:top w:val="single" w:sz="4" w:space="1" w:color="auto"/>
       </w:pBdr>
       <w:rPr>
         <w:rFonts w:ascii="Arial" w:hAnsi="Arial" w:cs="Arial"/>
@@ -5090,7 +5033,7 @@
     <w:pPr>
       <w:pStyle w:val="Footer"/>
       <w:pBdr>
-        <w:top w:val="single" w:color="auto" w:sz="4" w:space="1"/>
+        <w:top w:val="single" w:sz="4" w:space="1" w:color="auto"/>
       </w:pBdr>
       <w:jc w:val="center"/>
       <w:rPr>
@@ -5253,7 +5196,7 @@
         <w:szCs w:val="32"/>
       </w:rPr>
       <w:pict w14:anchorId="29AEB979">
-        <v:shapetype id="_x0000_t75" coordsize="21600,21600" filled="f" stroked="f" o:spt="75" o:preferrelative="t" path="m@4@5l@4@11@9@11@9@5xe">
+        <v:shapetype id="_x0000_t75" coordsize="21600,21600" o:spt="75" o:preferrelative="t" path="m@4@5l@4@11@9@11@9@5xe" filled="f" stroked="f">
           <v:stroke joinstyle="miter"/>
           <v:formulas>
             <v:f eqn="if lineDrawn pixelLineWidth 0"/>
@@ -5269,11 +5212,11 @@
             <v:f eqn="prod @7 21600 pixelHeight"/>
             <v:f eqn="sum @10 21600 0"/>
           </v:formulas>
-          <v:path gradientshapeok="t" o:connecttype="rect" o:extrusionok="f"/>
+          <v:path o:extrusionok="f" gradientshapeok="t" o:connecttype="rect"/>
           <o:lock v:ext="edit" aspectratio="t"/>
         </v:shapetype>
-        <v:shape id="_x0000_s1025" style="position:absolute;left:0;text-align:left;margin-left:-57.65pt;margin-top:-35.55pt;width:610.4pt;height:100.2pt;z-index:251657728" type="#_x0000_t75">
-          <v:imagedata o:title="Untitled-4" r:id="rId1"/>
+        <v:shape id="_x0000_s1025" type="#_x0000_t75" style="position:absolute;left:0;text-align:left;margin-left:-57.65pt;margin-top:-35.55pt;width:610.4pt;height:100.2pt;z-index:251657728">
+          <v:imagedata r:id="rId1" o:title="Untitled-4"/>
           <w10:wrap type="square"/>
         </v:shape>
       </w:pict>
@@ -5329,7 +5272,7 @@
     <w:pPr>
       <w:pStyle w:val="Header"/>
       <w:pBdr>
-        <w:bottom w:val="single" w:color="auto" w:sz="4" w:space="1"/>
+        <w:bottom w:val="single" w:sz="4" w:space="1" w:color="auto"/>
       </w:pBdr>
     </w:pPr>
   </w:p>
@@ -5636,7 +5579,7 @@
         <w:ind w:left="720" w:hanging="360"/>
       </w:pPr>
       <w:rPr>
-        <w:rFonts w:hint="default" w:ascii="Symbol" w:hAnsi="Symbol"/>
+        <w:rFonts w:ascii="Symbol" w:hAnsi="Symbol" w:hint="default"/>
       </w:rPr>
     </w:lvl>
     <w:lvl w:ilvl="1" w:tplc="0C090003">
@@ -5648,7 +5591,7 @@
         <w:ind w:left="1440" w:hanging="360"/>
       </w:pPr>
       <w:rPr>
-        <w:rFonts w:hint="default" w:ascii="Courier New" w:hAnsi="Courier New" w:cs="Courier New"/>
+        <w:rFonts w:ascii="Courier New" w:hAnsi="Courier New" w:cs="Courier New" w:hint="default"/>
       </w:rPr>
     </w:lvl>
     <w:lvl w:ilvl="2" w:tplc="0C090005" w:tentative="1">
@@ -5660,7 +5603,7 @@
         <w:ind w:left="2160" w:hanging="360"/>
       </w:pPr>
       <w:rPr>
-        <w:rFonts w:hint="default" w:ascii="Wingdings" w:hAnsi="Wingdings"/>
+        <w:rFonts w:ascii="Wingdings" w:hAnsi="Wingdings" w:hint="default"/>
       </w:rPr>
     </w:lvl>
     <w:lvl w:ilvl="3" w:tplc="0C090001" w:tentative="1">
@@ -5672,7 +5615,7 @@
         <w:ind w:left="2880" w:hanging="360"/>
       </w:pPr>
       <w:rPr>
-        <w:rFonts w:hint="default" w:ascii="Symbol" w:hAnsi="Symbol"/>
+        <w:rFonts w:ascii="Symbol" w:hAnsi="Symbol" w:hint="default"/>
       </w:rPr>
     </w:lvl>
     <w:lvl w:ilvl="4" w:tplc="0C090003" w:tentative="1">
@@ -5684,7 +5627,7 @@
         <w:ind w:left="3600" w:hanging="360"/>
       </w:pPr>
       <w:rPr>
-        <w:rFonts w:hint="default" w:ascii="Courier New" w:hAnsi="Courier New" w:cs="Courier New"/>
+        <w:rFonts w:ascii="Courier New" w:hAnsi="Courier New" w:cs="Courier New" w:hint="default"/>
       </w:rPr>
     </w:lvl>
     <w:lvl w:ilvl="5" w:tplc="0C090005" w:tentative="1">
@@ -5696,7 +5639,7 @@
         <w:ind w:left="4320" w:hanging="360"/>
       </w:pPr>
       <w:rPr>
-        <w:rFonts w:hint="default" w:ascii="Wingdings" w:hAnsi="Wingdings"/>
+        <w:rFonts w:ascii="Wingdings" w:hAnsi="Wingdings" w:hint="default"/>
       </w:rPr>
     </w:lvl>
     <w:lvl w:ilvl="6" w:tplc="0C090001" w:tentative="1">
@@ -5708,7 +5651,7 @@
         <w:ind w:left="5040" w:hanging="360"/>
       </w:pPr>
       <w:rPr>
-        <w:rFonts w:hint="default" w:ascii="Symbol" w:hAnsi="Symbol"/>
+        <w:rFonts w:ascii="Symbol" w:hAnsi="Symbol" w:hint="default"/>
       </w:rPr>
     </w:lvl>
     <w:lvl w:ilvl="7" w:tplc="0C090003" w:tentative="1">
@@ -5720,7 +5663,7 @@
         <w:ind w:left="5760" w:hanging="360"/>
       </w:pPr>
       <w:rPr>
-        <w:rFonts w:hint="default" w:ascii="Courier New" w:hAnsi="Courier New" w:cs="Courier New"/>
+        <w:rFonts w:ascii="Courier New" w:hAnsi="Courier New" w:cs="Courier New" w:hint="default"/>
       </w:rPr>
     </w:lvl>
     <w:lvl w:ilvl="8" w:tplc="0C090005" w:tentative="1">
@@ -5732,7 +5675,7 @@
         <w:ind w:left="6480" w:hanging="360"/>
       </w:pPr>
       <w:rPr>
-        <w:rFonts w:hint="default" w:ascii="Wingdings" w:hAnsi="Wingdings"/>
+        <w:rFonts w:ascii="Wingdings" w:hAnsi="Wingdings" w:hint="default"/>
       </w:rPr>
     </w:lvl>
   </w:abstractNum>
@@ -6188,7 +6131,7 @@
         <w:ind w:left="720" w:hanging="360"/>
       </w:pPr>
       <w:rPr>
-        <w:rFonts w:hint="default" w:ascii="Symbol" w:hAnsi="Symbol"/>
+        <w:rFonts w:ascii="Symbol" w:hAnsi="Symbol" w:hint="default"/>
       </w:rPr>
     </w:lvl>
     <w:lvl w:ilvl="1" w:tplc="0C090003" w:tentative="1">
@@ -6200,7 +6143,7 @@
         <w:ind w:left="1440" w:hanging="360"/>
       </w:pPr>
       <w:rPr>
-        <w:rFonts w:hint="default" w:ascii="Courier New" w:hAnsi="Courier New" w:cs="Courier New"/>
+        <w:rFonts w:ascii="Courier New" w:hAnsi="Courier New" w:cs="Courier New" w:hint="default"/>
       </w:rPr>
     </w:lvl>
     <w:lvl w:ilvl="2" w:tplc="0C090005" w:tentative="1">
@@ -6212,7 +6155,7 @@
         <w:ind w:left="2160" w:hanging="360"/>
       </w:pPr>
       <w:rPr>
-        <w:rFonts w:hint="default" w:ascii="Wingdings" w:hAnsi="Wingdings"/>
+        <w:rFonts w:ascii="Wingdings" w:hAnsi="Wingdings" w:hint="default"/>
       </w:rPr>
     </w:lvl>
     <w:lvl w:ilvl="3" w:tplc="0C090001" w:tentative="1">
@@ -6224,7 +6167,7 @@
         <w:ind w:left="2880" w:hanging="360"/>
       </w:pPr>
       <w:rPr>
-        <w:rFonts w:hint="default" w:ascii="Symbol" w:hAnsi="Symbol"/>
+        <w:rFonts w:ascii="Symbol" w:hAnsi="Symbol" w:hint="default"/>
       </w:rPr>
     </w:lvl>
     <w:lvl w:ilvl="4" w:tplc="0C090003" w:tentative="1">
@@ -6236,7 +6179,7 @@
         <w:ind w:left="3600" w:hanging="360"/>
       </w:pPr>
       <w:rPr>
-        <w:rFonts w:hint="default" w:ascii="Courier New" w:hAnsi="Courier New" w:cs="Courier New"/>
+        <w:rFonts w:ascii="Courier New" w:hAnsi="Courier New" w:cs="Courier New" w:hint="default"/>
       </w:rPr>
     </w:lvl>
     <w:lvl w:ilvl="5" w:tplc="0C090005" w:tentative="1">
@@ -6248,7 +6191,7 @@
         <w:ind w:left="4320" w:hanging="360"/>
       </w:pPr>
       <w:rPr>
-        <w:rFonts w:hint="default" w:ascii="Wingdings" w:hAnsi="Wingdings"/>
+        <w:rFonts w:ascii="Wingdings" w:hAnsi="Wingdings" w:hint="default"/>
       </w:rPr>
     </w:lvl>
     <w:lvl w:ilvl="6" w:tplc="0C090001" w:tentative="1">
@@ -6260,7 +6203,7 @@
         <w:ind w:left="5040" w:hanging="360"/>
       </w:pPr>
       <w:rPr>
-        <w:rFonts w:hint="default" w:ascii="Symbol" w:hAnsi="Symbol"/>
+        <w:rFonts w:ascii="Symbol" w:hAnsi="Symbol" w:hint="default"/>
       </w:rPr>
     </w:lvl>
     <w:lvl w:ilvl="7" w:tplc="0C090003" w:tentative="1">
@@ -6272,7 +6215,7 @@
         <w:ind w:left="5760" w:hanging="360"/>
       </w:pPr>
       <w:rPr>
-        <w:rFonts w:hint="default" w:ascii="Courier New" w:hAnsi="Courier New" w:cs="Courier New"/>
+        <w:rFonts w:ascii="Courier New" w:hAnsi="Courier New" w:cs="Courier New" w:hint="default"/>
       </w:rPr>
     </w:lvl>
     <w:lvl w:ilvl="8" w:tplc="0C090005" w:tentative="1">
@@ -6284,7 +6227,7 @@
         <w:ind w:left="6480" w:hanging="360"/>
       </w:pPr>
       <w:rPr>
-        <w:rFonts w:hint="default" w:ascii="Wingdings" w:hAnsi="Wingdings"/>
+        <w:rFonts w:ascii="Wingdings" w:hAnsi="Wingdings" w:hint="default"/>
       </w:rPr>
     </w:lvl>
   </w:abstractNum>
@@ -6764,7 +6707,7 @@
         <w:ind w:left="720" w:hanging="360"/>
       </w:pPr>
       <w:rPr>
-        <w:rFonts w:hint="default" w:ascii="Symbol" w:hAnsi="Symbol"/>
+        <w:rFonts w:ascii="Symbol" w:hAnsi="Symbol" w:hint="default"/>
       </w:rPr>
     </w:lvl>
     <w:lvl w:ilvl="1" w:tplc="0C090003" w:tentative="1">
@@ -6776,7 +6719,7 @@
         <w:ind w:left="1440" w:hanging="360"/>
       </w:pPr>
       <w:rPr>
-        <w:rFonts w:hint="default" w:ascii="Courier New" w:hAnsi="Courier New" w:cs="Courier New"/>
+        <w:rFonts w:ascii="Courier New" w:hAnsi="Courier New" w:cs="Courier New" w:hint="default"/>
       </w:rPr>
     </w:lvl>
     <w:lvl w:ilvl="2" w:tplc="0C090005" w:tentative="1">
@@ -6788,7 +6731,7 @@
         <w:ind w:left="2160" w:hanging="360"/>
       </w:pPr>
       <w:rPr>
-        <w:rFonts w:hint="default" w:ascii="Wingdings" w:hAnsi="Wingdings"/>
+        <w:rFonts w:ascii="Wingdings" w:hAnsi="Wingdings" w:hint="default"/>
       </w:rPr>
     </w:lvl>
     <w:lvl w:ilvl="3" w:tplc="0C090001" w:tentative="1">
@@ -6800,7 +6743,7 @@
         <w:ind w:left="2880" w:hanging="360"/>
       </w:pPr>
       <w:rPr>
-        <w:rFonts w:hint="default" w:ascii="Symbol" w:hAnsi="Symbol"/>
+        <w:rFonts w:ascii="Symbol" w:hAnsi="Symbol" w:hint="default"/>
       </w:rPr>
     </w:lvl>
     <w:lvl w:ilvl="4" w:tplc="0C090003" w:tentative="1">
@@ -6812,7 +6755,7 @@
         <w:ind w:left="3600" w:hanging="360"/>
       </w:pPr>
       <w:rPr>
-        <w:rFonts w:hint="default" w:ascii="Courier New" w:hAnsi="Courier New" w:cs="Courier New"/>
+        <w:rFonts w:ascii="Courier New" w:hAnsi="Courier New" w:cs="Courier New" w:hint="default"/>
       </w:rPr>
     </w:lvl>
     <w:lvl w:ilvl="5" w:tplc="0C090005" w:tentative="1">
@@ -6824,7 +6767,7 @@
         <w:ind w:left="4320" w:hanging="360"/>
       </w:pPr>
       <w:rPr>
-        <w:rFonts w:hint="default" w:ascii="Wingdings" w:hAnsi="Wingdings"/>
+        <w:rFonts w:ascii="Wingdings" w:hAnsi="Wingdings" w:hint="default"/>
       </w:rPr>
     </w:lvl>
     <w:lvl w:ilvl="6" w:tplc="0C090001" w:tentative="1">
@@ -6836,7 +6779,7 @@
         <w:ind w:left="5040" w:hanging="360"/>
       </w:pPr>
       <w:rPr>
-        <w:rFonts w:hint="default" w:ascii="Symbol" w:hAnsi="Symbol"/>
+        <w:rFonts w:ascii="Symbol" w:hAnsi="Symbol" w:hint="default"/>
       </w:rPr>
     </w:lvl>
     <w:lvl w:ilvl="7" w:tplc="0C090003" w:tentative="1">
@@ -6848,7 +6791,7 @@
         <w:ind w:left="5760" w:hanging="360"/>
       </w:pPr>
       <w:rPr>
-        <w:rFonts w:hint="default" w:ascii="Courier New" w:hAnsi="Courier New" w:cs="Courier New"/>
+        <w:rFonts w:ascii="Courier New" w:hAnsi="Courier New" w:cs="Courier New" w:hint="default"/>
       </w:rPr>
     </w:lvl>
     <w:lvl w:ilvl="8" w:tplc="0C090005" w:tentative="1">
@@ -6860,7 +6803,7 @@
         <w:ind w:left="6480" w:hanging="360"/>
       </w:pPr>
       <w:rPr>
-        <w:rFonts w:hint="default" w:ascii="Wingdings" w:hAnsi="Wingdings"/>
+        <w:rFonts w:ascii="Wingdings" w:hAnsi="Wingdings" w:hint="default"/>
       </w:rPr>
     </w:lvl>
   </w:abstractNum>
@@ -7052,7 +6995,7 @@
         <w:ind w:left="720" w:hanging="360"/>
       </w:pPr>
       <w:rPr>
-        <w:rFonts w:hint="default" w:ascii="Symbol" w:hAnsi="Symbol"/>
+        <w:rFonts w:ascii="Symbol" w:hAnsi="Symbol" w:hint="default"/>
       </w:rPr>
     </w:lvl>
     <w:lvl w:ilvl="1" w:tplc="0C090003" w:tentative="1">
@@ -7064,7 +7007,7 @@
         <w:ind w:left="1440" w:hanging="360"/>
       </w:pPr>
       <w:rPr>
-        <w:rFonts w:hint="default" w:ascii="Courier New" w:hAnsi="Courier New" w:cs="Courier New"/>
+        <w:rFonts w:ascii="Courier New" w:hAnsi="Courier New" w:cs="Courier New" w:hint="default"/>
       </w:rPr>
     </w:lvl>
     <w:lvl w:ilvl="2" w:tplc="0C090005" w:tentative="1">
@@ -7076,7 +7019,7 @@
         <w:ind w:left="2160" w:hanging="360"/>
       </w:pPr>
       <w:rPr>
-        <w:rFonts w:hint="default" w:ascii="Wingdings" w:hAnsi="Wingdings"/>
+        <w:rFonts w:ascii="Wingdings" w:hAnsi="Wingdings" w:hint="default"/>
       </w:rPr>
     </w:lvl>
     <w:lvl w:ilvl="3" w:tplc="0C090001" w:tentative="1">
@@ -7088,7 +7031,7 @@
         <w:ind w:left="2880" w:hanging="360"/>
       </w:pPr>
       <w:rPr>
-        <w:rFonts w:hint="default" w:ascii="Symbol" w:hAnsi="Symbol"/>
+        <w:rFonts w:ascii="Symbol" w:hAnsi="Symbol" w:hint="default"/>
       </w:rPr>
     </w:lvl>
     <w:lvl w:ilvl="4" w:tplc="0C090003" w:tentative="1">
@@ -7100,7 +7043,7 @@
         <w:ind w:left="3600" w:hanging="360"/>
       </w:pPr>
       <w:rPr>
-        <w:rFonts w:hint="default" w:ascii="Courier New" w:hAnsi="Courier New" w:cs="Courier New"/>
+        <w:rFonts w:ascii="Courier New" w:hAnsi="Courier New" w:cs="Courier New" w:hint="default"/>
       </w:rPr>
     </w:lvl>
     <w:lvl w:ilvl="5" w:tplc="0C090005" w:tentative="1">
@@ -7112,7 +7055,7 @@
         <w:ind w:left="4320" w:hanging="360"/>
       </w:pPr>
       <w:rPr>
-        <w:rFonts w:hint="default" w:ascii="Wingdings" w:hAnsi="Wingdings"/>
+        <w:rFonts w:ascii="Wingdings" w:hAnsi="Wingdings" w:hint="default"/>
       </w:rPr>
     </w:lvl>
     <w:lvl w:ilvl="6" w:tplc="0C090001" w:tentative="1">
@@ -7124,7 +7067,7 @@
         <w:ind w:left="5040" w:hanging="360"/>
       </w:pPr>
       <w:rPr>
-        <w:rFonts w:hint="default" w:ascii="Symbol" w:hAnsi="Symbol"/>
+        <w:rFonts w:ascii="Symbol" w:hAnsi="Symbol" w:hint="default"/>
       </w:rPr>
     </w:lvl>
     <w:lvl w:ilvl="7" w:tplc="0C090003" w:tentative="1">
@@ -7136,7 +7079,7 @@
         <w:ind w:left="5760" w:hanging="360"/>
       </w:pPr>
       <w:rPr>
-        <w:rFonts w:hint="default" w:ascii="Courier New" w:hAnsi="Courier New" w:cs="Courier New"/>
+        <w:rFonts w:ascii="Courier New" w:hAnsi="Courier New" w:cs="Courier New" w:hint="default"/>
       </w:rPr>
     </w:lvl>
     <w:lvl w:ilvl="8" w:tplc="0C090005" w:tentative="1">
@@ -7148,7 +7091,7 @@
         <w:ind w:left="6480" w:hanging="360"/>
       </w:pPr>
       <w:rPr>
-        <w:rFonts w:hint="default" w:ascii="Wingdings" w:hAnsi="Wingdings"/>
+        <w:rFonts w:ascii="Wingdings" w:hAnsi="Wingdings" w:hint="default"/>
       </w:rPr>
     </w:lvl>
   </w:abstractNum>
@@ -7254,7 +7197,7 @@
         <w:ind w:left="360" w:hanging="360"/>
       </w:pPr>
       <w:rPr>
-        <w:rFonts w:hint="default" w:ascii="Wingdings" w:hAnsi="Wingdings"/>
+        <w:rFonts w:ascii="Wingdings" w:hAnsi="Wingdings" w:hint="default"/>
         <w:color w:val="C00000"/>
       </w:rPr>
     </w:lvl>
@@ -7267,7 +7210,7 @@
         <w:ind w:left="1080" w:hanging="360"/>
       </w:pPr>
       <w:rPr>
-        <w:rFonts w:hint="default" w:ascii="Courier New" w:hAnsi="Courier New" w:cs="Courier New"/>
+        <w:rFonts w:ascii="Courier New" w:hAnsi="Courier New" w:cs="Courier New" w:hint="default"/>
       </w:rPr>
     </w:lvl>
     <w:lvl w:ilvl="2" w:tplc="04090005" w:tentative="1">
@@ -7279,7 +7222,7 @@
         <w:ind w:left="1800" w:hanging="360"/>
       </w:pPr>
       <w:rPr>
-        <w:rFonts w:hint="default" w:ascii="Wingdings" w:hAnsi="Wingdings"/>
+        <w:rFonts w:ascii="Wingdings" w:hAnsi="Wingdings" w:hint="default"/>
       </w:rPr>
     </w:lvl>
     <w:lvl w:ilvl="3" w:tplc="04090001" w:tentative="1">
@@ -7291,7 +7234,7 @@
         <w:ind w:left="2520" w:hanging="360"/>
       </w:pPr>
       <w:rPr>
-        <w:rFonts w:hint="default" w:ascii="Symbol" w:hAnsi="Symbol"/>
+        <w:rFonts w:ascii="Symbol" w:hAnsi="Symbol" w:hint="default"/>
       </w:rPr>
     </w:lvl>
     <w:lvl w:ilvl="4" w:tplc="04090003" w:tentative="1">
@@ -7303,7 +7246,7 @@
         <w:ind w:left="3240" w:hanging="360"/>
       </w:pPr>
       <w:rPr>
-        <w:rFonts w:hint="default" w:ascii="Courier New" w:hAnsi="Courier New" w:cs="Courier New"/>
+        <w:rFonts w:ascii="Courier New" w:hAnsi="Courier New" w:cs="Courier New" w:hint="default"/>
       </w:rPr>
     </w:lvl>
     <w:lvl w:ilvl="5" w:tplc="04090005" w:tentative="1">
@@ -7315,7 +7258,7 @@
         <w:ind w:left="3960" w:hanging="360"/>
       </w:pPr>
       <w:rPr>
-        <w:rFonts w:hint="default" w:ascii="Wingdings" w:hAnsi="Wingdings"/>
+        <w:rFonts w:ascii="Wingdings" w:hAnsi="Wingdings" w:hint="default"/>
       </w:rPr>
     </w:lvl>
     <w:lvl w:ilvl="6" w:tplc="04090001" w:tentative="1">
@@ -7327,7 +7270,7 @@
         <w:ind w:left="4680" w:hanging="360"/>
       </w:pPr>
       <w:rPr>
-        <w:rFonts w:hint="default" w:ascii="Symbol" w:hAnsi="Symbol"/>
+        <w:rFonts w:ascii="Symbol" w:hAnsi="Symbol" w:hint="default"/>
       </w:rPr>
     </w:lvl>
     <w:lvl w:ilvl="7" w:tplc="04090003" w:tentative="1">
@@ -7339,7 +7282,7 @@
         <w:ind w:left="5400" w:hanging="360"/>
       </w:pPr>
       <w:rPr>
-        <w:rFonts w:hint="default" w:ascii="Courier New" w:hAnsi="Courier New" w:cs="Courier New"/>
+        <w:rFonts w:ascii="Courier New" w:hAnsi="Courier New" w:cs="Courier New" w:hint="default"/>
       </w:rPr>
     </w:lvl>
     <w:lvl w:ilvl="8" w:tplc="04090005" w:tentative="1">
@@ -7351,7 +7294,7 @@
         <w:ind w:left="6120" w:hanging="360"/>
       </w:pPr>
       <w:rPr>
-        <w:rFonts w:hint="default" w:ascii="Wingdings" w:hAnsi="Wingdings"/>
+        <w:rFonts w:ascii="Wingdings" w:hAnsi="Wingdings" w:hint="default"/>
       </w:rPr>
     </w:lvl>
   </w:abstractNum>
@@ -7368,7 +7311,7 @@
         <w:ind w:left="780" w:hanging="360"/>
       </w:pPr>
       <w:rPr>
-        <w:rFonts w:hint="default" w:ascii="Symbol" w:hAnsi="Symbol"/>
+        <w:rFonts w:ascii="Symbol" w:hAnsi="Symbol" w:hint="default"/>
       </w:rPr>
     </w:lvl>
     <w:lvl w:ilvl="1" w:tplc="0C090003" w:tentative="1">
@@ -7380,7 +7323,7 @@
         <w:ind w:left="1500" w:hanging="360"/>
       </w:pPr>
       <w:rPr>
-        <w:rFonts w:hint="default" w:ascii="Courier New" w:hAnsi="Courier New" w:cs="Courier New"/>
+        <w:rFonts w:ascii="Courier New" w:hAnsi="Courier New" w:cs="Courier New" w:hint="default"/>
       </w:rPr>
     </w:lvl>
     <w:lvl w:ilvl="2" w:tplc="0C090005" w:tentative="1">
@@ -7392,7 +7335,7 @@
         <w:ind w:left="2220" w:hanging="360"/>
       </w:pPr>
       <w:rPr>
-        <w:rFonts w:hint="default" w:ascii="Wingdings" w:hAnsi="Wingdings"/>
+        <w:rFonts w:ascii="Wingdings" w:hAnsi="Wingdings" w:hint="default"/>
       </w:rPr>
     </w:lvl>
     <w:lvl w:ilvl="3" w:tplc="0C090001" w:tentative="1">
@@ -7404,7 +7347,7 @@
         <w:ind w:left="2940" w:hanging="360"/>
       </w:pPr>
       <w:rPr>
-        <w:rFonts w:hint="default" w:ascii="Symbol" w:hAnsi="Symbol"/>
+        <w:rFonts w:ascii="Symbol" w:hAnsi="Symbol" w:hint="default"/>
       </w:rPr>
     </w:lvl>
     <w:lvl w:ilvl="4" w:tplc="0C090003" w:tentative="1">
@@ -7416,7 +7359,7 @@
         <w:ind w:left="3660" w:hanging="360"/>
       </w:pPr>
       <w:rPr>
-        <w:rFonts w:hint="default" w:ascii="Courier New" w:hAnsi="Courier New" w:cs="Courier New"/>
+        <w:rFonts w:ascii="Courier New" w:hAnsi="Courier New" w:cs="Courier New" w:hint="default"/>
       </w:rPr>
     </w:lvl>
     <w:lvl w:ilvl="5" w:tplc="0C090005" w:tentative="1">
@@ -7428,7 +7371,7 @@
         <w:ind w:left="4380" w:hanging="360"/>
       </w:pPr>
       <w:rPr>
-        <w:rFonts w:hint="default" w:ascii="Wingdings" w:hAnsi="Wingdings"/>
+        <w:rFonts w:ascii="Wingdings" w:hAnsi="Wingdings" w:hint="default"/>
       </w:rPr>
     </w:lvl>
     <w:lvl w:ilvl="6" w:tplc="0C090001" w:tentative="1">
@@ -7440,7 +7383,7 @@
         <w:ind w:left="5100" w:hanging="360"/>
       </w:pPr>
       <w:rPr>
-        <w:rFonts w:hint="default" w:ascii="Symbol" w:hAnsi="Symbol"/>
+        <w:rFonts w:ascii="Symbol" w:hAnsi="Symbol" w:hint="default"/>
       </w:rPr>
     </w:lvl>
     <w:lvl w:ilvl="7" w:tplc="0C090003" w:tentative="1">
@@ -7452,7 +7395,7 @@
         <w:ind w:left="5820" w:hanging="360"/>
       </w:pPr>
       <w:rPr>
-        <w:rFonts w:hint="default" w:ascii="Courier New" w:hAnsi="Courier New" w:cs="Courier New"/>
+        <w:rFonts w:ascii="Courier New" w:hAnsi="Courier New" w:cs="Courier New" w:hint="default"/>
       </w:rPr>
     </w:lvl>
     <w:lvl w:ilvl="8" w:tplc="0C090005" w:tentative="1">
@@ -7464,7 +7407,7 @@
         <w:ind w:left="6540" w:hanging="360"/>
       </w:pPr>
       <w:rPr>
-        <w:rFonts w:hint="default" w:ascii="Wingdings" w:hAnsi="Wingdings"/>
+        <w:rFonts w:ascii="Wingdings" w:hAnsi="Wingdings" w:hint="default"/>
       </w:rPr>
     </w:lvl>
   </w:abstractNum>
@@ -7904,7 +7847,7 @@
   <w:docDefaults>
     <w:rPrDefault>
       <w:rPr>
-        <w:rFonts w:ascii="Times New Roman" w:hAnsi="Times New Roman" w:eastAsia="Times New Roman" w:cs="Times New Roman"/>
+        <w:rFonts w:ascii="Times New Roman" w:eastAsia="Times New Roman" w:hAnsi="Times New Roman" w:cs="Times New Roman"/>
         <w:lang w:val="en-NZ" w:eastAsia="ja-JP" w:bidi="ar-SA"/>
       </w:rPr>
     </w:rPrDefault>
@@ -7970,7 +7913,7 @@
     <w:lsdException w:name="Table Web 2" w:semiHidden="1" w:unhideWhenUsed="1"/>
     <w:lsdException w:name="Table Web 3" w:semiHidden="1" w:unhideWhenUsed="1"/>
     <w:lsdException w:name="Table Theme" w:semiHidden="1" w:unhideWhenUsed="1"/>
-    <w:lsdException w:name="Placeholder Text" w:uiPriority="99" w:semiHidden="1"/>
+    <w:lsdException w:name="Placeholder Text" w:semiHidden="1" w:uiPriority="99"/>
     <w:lsdException w:name="No Spacing" w:uiPriority="1" w:qFormat="1"/>
     <w:lsdException w:name="Light Shading" w:uiPriority="60"/>
     <w:lsdException w:name="Light List" w:uiPriority="61"/>
@@ -7992,7 +7935,7 @@
     <w:lsdException w:name="Medium Shading 1 Accent 1" w:uiPriority="63"/>
     <w:lsdException w:name="Medium Shading 2 Accent 1" w:uiPriority="64"/>
     <w:lsdException w:name="Medium List 1 Accent 1" w:uiPriority="65"/>
-    <w:lsdException w:name="Revision" w:uiPriority="99" w:semiHidden="1"/>
+    <w:lsdException w:name="Revision" w:semiHidden="1" w:uiPriority="99"/>
     <w:lsdException w:name="List Paragraph" w:uiPriority="34" w:qFormat="1"/>
     <w:lsdException w:name="Quote" w:uiPriority="29" w:qFormat="1"/>
     <w:lsdException w:name="Intense Quote" w:uiPriority="30" w:qFormat="1"/>
@@ -8079,8 +8022,8 @@
     <w:lsdException w:name="Subtle Reference" w:uiPriority="31" w:qFormat="1"/>
     <w:lsdException w:name="Intense Reference" w:uiPriority="32" w:qFormat="1"/>
     <w:lsdException w:name="Book Title" w:uiPriority="33" w:qFormat="1"/>
-    <w:lsdException w:name="Bibliography" w:uiPriority="37" w:semiHidden="1" w:unhideWhenUsed="1"/>
-    <w:lsdException w:name="TOC Heading" w:uiPriority="39" w:semiHidden="1" w:unhideWhenUsed="1" w:qFormat="1"/>
+    <w:lsdException w:name="Bibliography" w:semiHidden="1" w:uiPriority="37" w:unhideWhenUsed="1"/>
+    <w:lsdException w:name="TOC Heading" w:semiHidden="1" w:uiPriority="39" w:unhideWhenUsed="1" w:qFormat="1"/>
     <w:lsdException w:name="Plain Table 1" w:uiPriority="41"/>
     <w:lsdException w:name="Plain Table 2" w:uiPriority="42"/>
     <w:lsdException w:name="Plain Table 3" w:uiPriority="43"/>
@@ -8185,13 +8128,13 @@
     <w:lsdException w:name="List Table 5 Dark Accent 6" w:uiPriority="50"/>
     <w:lsdException w:name="List Table 6 Colorful Accent 6" w:uiPriority="51"/>
     <w:lsdException w:name="List Table 7 Colorful Accent 6" w:uiPriority="52"/>
-    <w:lsdException w:name="Mention" w:uiPriority="99" w:semiHidden="1" w:unhideWhenUsed="1"/>
-    <w:lsdException w:name="Smart Hyperlink" w:uiPriority="99" w:semiHidden="1" w:unhideWhenUsed="1"/>
-    <w:lsdException w:name="Hashtag" w:uiPriority="99" w:semiHidden="1" w:unhideWhenUsed="1"/>
-    <w:lsdException w:name="Unresolved Mention" w:uiPriority="99" w:semiHidden="1" w:unhideWhenUsed="1"/>
-    <w:lsdException w:name="Smart Link" w:uiPriority="99" w:semiHidden="1" w:unhideWhenUsed="1"/>
+    <w:lsdException w:name="Mention" w:semiHidden="1" w:uiPriority="99" w:unhideWhenUsed="1"/>
+    <w:lsdException w:name="Smart Hyperlink" w:semiHidden="1" w:uiPriority="99" w:unhideWhenUsed="1"/>
+    <w:lsdException w:name="Hashtag" w:semiHidden="1" w:uiPriority="99" w:unhideWhenUsed="1"/>
+    <w:lsdException w:name="Unresolved Mention" w:semiHidden="1" w:uiPriority="99" w:unhideWhenUsed="1"/>
+    <w:lsdException w:name="Smart Link" w:semiHidden="1" w:uiPriority="99" w:unhideWhenUsed="1"/>
   </w:latentStyles>
-  <w:style w:type="paragraph" w:styleId="Normal" w:default="1">
+  <w:style w:type="paragraph" w:default="1" w:styleId="Normal">
     <w:name w:val="Normal"/>
     <w:qFormat/>
     <w:rsid w:val="001F64DF"/>
@@ -8201,13 +8144,13 @@
       <w:lang w:eastAsia="en-US"/>
     </w:rPr>
   </w:style>
-  <w:style w:type="character" w:styleId="DefaultParagraphFont" w:default="1">
+  <w:style w:type="character" w:default="1" w:styleId="DefaultParagraphFont">
     <w:name w:val="Default Paragraph Font"/>
     <w:uiPriority w:val="1"/>
     <w:semiHidden/>
     <w:unhideWhenUsed/>
   </w:style>
-  <w:style w:type="table" w:styleId="TableNormal" w:default="1">
+  <w:style w:type="table" w:default="1" w:styleId="TableNormal">
     <w:name w:val="Normal Table"/>
     <w:uiPriority w:val="99"/>
     <w:semiHidden/>
@@ -8222,7 +8165,7 @@
       </w:tblCellMar>
     </w:tblPr>
   </w:style>
-  <w:style w:type="numbering" w:styleId="NoList" w:default="1">
+  <w:style w:type="numbering" w:default="1" w:styleId="NoList">
     <w:name w:val="No List"/>
     <w:uiPriority w:val="99"/>
     <w:semiHidden/>
@@ -8261,12 +8204,12 @@
     <w:rsid w:val="00076A72"/>
     <w:tblPr>
       <w:tblBorders>
-        <w:top w:val="single" w:color="auto" w:sz="4" w:space="0"/>
-        <w:left w:val="single" w:color="auto" w:sz="4" w:space="0"/>
-        <w:bottom w:val="single" w:color="auto" w:sz="4" w:space="0"/>
-        <w:right w:val="single" w:color="auto" w:sz="4" w:space="0"/>
-        <w:insideH w:val="single" w:color="auto" w:sz="4" w:space="0"/>
-        <w:insideV w:val="single" w:color="auto" w:sz="4" w:space="0"/>
+        <w:top w:val="single" w:sz="4" w:space="0" w:color="auto"/>
+        <w:left w:val="single" w:sz="4" w:space="0" w:color="auto"/>
+        <w:bottom w:val="single" w:sz="4" w:space="0" w:color="auto"/>
+        <w:right w:val="single" w:sz="4" w:space="0" w:color="auto"/>
+        <w:insideH w:val="single" w:sz="4" w:space="0" w:color="auto"/>
+        <w:insideV w:val="single" w:sz="4" w:space="0" w:color="auto"/>
       </w:tblBorders>
     </w:tblPr>
   </w:style>
@@ -8281,7 +8224,7 @@
       <w:szCs w:val="16"/>
     </w:rPr>
   </w:style>
-  <w:style w:type="character" w:styleId="BalloonTextChar" w:customStyle="1">
+  <w:style w:type="character" w:customStyle="1" w:styleId="BalloonTextChar">
     <w:name w:val="Balloon Text Char"/>
     <w:link w:val="BalloonText"/>
     <w:rsid w:val="00771F13"/>
@@ -8312,12 +8255,12 @@
       <w:szCs w:val="32"/>
     </w:rPr>
   </w:style>
-  <w:style w:type="character" w:styleId="TitleChar" w:customStyle="1">
+  <w:style w:type="character" w:customStyle="1" w:styleId="TitleChar">
     <w:name w:val="Title Char"/>
     <w:link w:val="Title"/>
     <w:rsid w:val="001508A7"/>
     <w:rPr>
-      <w:rFonts w:ascii="Calibri Light" w:hAnsi="Calibri Light" w:eastAsia="Times New Roman" w:cs="Times New Roman"/>
+      <w:rFonts w:ascii="Calibri Light" w:eastAsia="Times New Roman" w:hAnsi="Calibri Light" w:cs="Times New Roman"/>
       <w:b/>
       <w:bCs/>
       <w:kern w:val="28"/>
@@ -8330,7 +8273,7 @@
 </file>
 
 <file path=word/theme/theme1.xml><?xml version="1.0" encoding="utf-8"?>
-<a:theme xmlns:a="http://schemas.openxmlformats.org/drawingml/2006/main" xmlns:thm15="http://schemas.microsoft.com/office/thememl/2012/main" name="Office Theme">
+<a:theme xmlns:a="http://schemas.openxmlformats.org/drawingml/2006/main" name="Office Theme">
   <a:themeElements>
     <a:clrScheme name="Office">
       <a:dk1>
